--- a/04-Development-and-Quality-Assurance/Poster/Sections/06 Project Management Methodology.docx
+++ b/04-Development-and-Quality-Assurance/Poster/Sections/06 Project Management Methodology.docx
@@ -442,59 +442,505 @@
     <w:p>
       <w:r>
         <w:rPr>
-          <w:b/>
-          <w:bCs/>
+          <w:b w:val="1"/>
+          <w:bCs w:val="1"/>
         </w:rPr>
         <w:t>Test Closure:</w:t>
       </w:r>
       <w:r>
+        <w:rPr/>
         <w:t xml:space="preserve"> This w</w:t>
       </w:r>
       <w:r>
+        <w:rPr/>
         <w:t>ra</w:t>
       </w:r>
       <w:r>
+        <w:rPr/>
         <w:t xml:space="preserve">ps up the </w:t>
       </w:r>
       <w:r>
+        <w:rPr/>
         <w:t>evaluation</w:t>
       </w:r>
       <w:r>
+        <w:rPr/>
         <w:t xml:space="preserve">, </w:t>
       </w:r>
       <w:r>
+        <w:rPr/>
         <w:t xml:space="preserve">with </w:t>
       </w:r>
       <w:r>
+        <w:rPr/>
         <w:t xml:space="preserve">logged data exported to </w:t>
       </w:r>
       <w:r>
+        <w:rPr/>
         <w:t xml:space="preserve">a </w:t>
       </w:r>
       <w:r>
+        <w:rPr/>
         <w:t>readable format</w:t>
       </w:r>
       <w:r>
+        <w:rPr/>
         <w:t xml:space="preserve">, then </w:t>
       </w:r>
       <w:r>
+        <w:rPr/>
         <w:t>compared and plotted</w:t>
       </w:r>
       <w:r>
+        <w:rPr/>
         <w:t xml:space="preserve">. Finally, </w:t>
       </w:r>
       <w:r>
+        <w:rPr/>
         <w:t>the data was presented to the client</w:t>
       </w:r>
       <w:r>
+        <w:rPr/>
         <w:t>, and the poster was presented for marking.</w:t>
       </w:r>
     </w:p>
+    <w:p>
+      <w:pPr>
+        <w:pStyle w:val="Normal"/>
+      </w:pPr>
+    </w:p>
+    <w:p>
+      <w:pPr>
+        <w:pStyle w:val="Normal"/>
+      </w:pPr>
+      <w:r>
+        <w:rPr/>
+        <w:t>EDITED:</w:t>
+      </w:r>
+    </w:p>
+    <w:p>
+      <w:r>
+        <w:rPr/>
+        <w:t xml:space="preserve">Our project uses the </w:t>
+      </w:r>
+      <w:r>
+        <w:rPr>
+          <w:b w:val="1"/>
+          <w:bCs w:val="1"/>
+        </w:rPr>
+        <w:t>Software Testing Life Cycle (STLC)</w:t>
+      </w:r>
+      <w:r>
+        <w:rPr/>
+        <w:t xml:space="preserve"> </w:t>
+      </w:r>
+      <w:r>
+        <w:rPr/>
+        <w:t>methodology</w:t>
+      </w:r>
+      <w:r>
+        <w:rPr/>
+        <w:t xml:space="preserve"> to systematically evaluate multiple operating systems. </w:t>
+      </w:r>
+      <w:r>
+        <w:rPr/>
+        <w:t>Its focus on testing and its systematic approach lets us detect and review defects early, ensuring a structured and reliable process</w:t>
+      </w:r>
+      <w:r>
+        <w:rPr/>
+        <w:t xml:space="preserve"> (Joshi &amp; Kumari, 2022). </w:t>
+      </w:r>
+    </w:p>
+    <w:p>
+      <w:pPr>
+        <w:pStyle w:val="Normal"/>
+      </w:pPr>
+    </w:p>
+    <w:p w14:noSpellErr="1">
+      <w:pPr>
+        <w:pStyle w:val="Normal"/>
+        <w:rPr>
+          <w:rFonts w:ascii="Aptos" w:hAnsi="Aptos" w:eastAsia="Aptos" w:cs="Aptos"/>
+          <w:noProof w:val="0"/>
+          <w:sz w:val="24"/>
+          <w:szCs w:val="24"/>
+          <w:lang w:val="en-NZ"/>
+        </w:rPr>
+      </w:pPr>
+      <w:r>
+        <w:rPr>
+          <w:b w:val="1"/>
+          <w:bCs w:val="1"/>
+        </w:rPr>
+        <w:t xml:space="preserve">Requirement Analysis: </w:t>
+      </w:r>
+      <w:r>
+        <w:rPr>
+          <w:rFonts w:ascii="Aptos" w:hAnsi="Aptos" w:eastAsia="Aptos" w:cs="Aptos"/>
+          <w:noProof w:val="0"/>
+          <w:sz w:val="24"/>
+          <w:szCs w:val="24"/>
+          <w:lang w:val="en-NZ"/>
+        </w:rPr>
+        <w:t xml:space="preserve">The </w:t>
+      </w:r>
+      <w:r>
+        <w:rPr>
+          <w:rFonts w:ascii="Aptos" w:hAnsi="Aptos" w:eastAsia="Aptos" w:cs="Aptos"/>
+          <w:noProof w:val="0"/>
+          <w:sz w:val="24"/>
+          <w:szCs w:val="24"/>
+          <w:lang w:val="en-NZ"/>
+        </w:rPr>
+        <w:t>team</w:t>
+      </w:r>
+      <w:r>
+        <w:rPr>
+          <w:rFonts w:ascii="Aptos" w:hAnsi="Aptos" w:eastAsia="Aptos" w:cs="Aptos"/>
+          <w:noProof w:val="0"/>
+          <w:sz w:val="24"/>
+          <w:szCs w:val="24"/>
+          <w:lang w:val="en-NZ"/>
+        </w:rPr>
+        <w:t xml:space="preserve"> </w:t>
+      </w:r>
+      <w:r>
+        <w:rPr>
+          <w:rFonts w:ascii="Aptos" w:hAnsi="Aptos" w:eastAsia="Aptos" w:cs="Aptos"/>
+          <w:noProof w:val="0"/>
+          <w:sz w:val="24"/>
+          <w:szCs w:val="24"/>
+          <w:lang w:val="en-NZ"/>
+        </w:rPr>
+        <w:t xml:space="preserve">created and reviewed all project documentation to ensure that scope, evaluation metrics (throughput, delay, jitter, loss), and deliverables are clearly defined and </w:t>
+      </w:r>
+      <w:r>
+        <w:rPr>
+          <w:rFonts w:ascii="Aptos" w:hAnsi="Aptos" w:eastAsia="Aptos" w:cs="Aptos"/>
+          <w:noProof w:val="0"/>
+          <w:sz w:val="24"/>
+          <w:szCs w:val="24"/>
+          <w:lang w:val="en-NZ"/>
+        </w:rPr>
+        <w:t>feasible</w:t>
+      </w:r>
+      <w:r>
+        <w:rPr>
+          <w:rFonts w:ascii="Aptos" w:hAnsi="Aptos" w:eastAsia="Aptos" w:cs="Aptos"/>
+          <w:noProof w:val="0"/>
+          <w:sz w:val="24"/>
+          <w:szCs w:val="24"/>
+          <w:lang w:val="en-NZ"/>
+        </w:rPr>
+        <w:t>.</w:t>
+      </w:r>
+    </w:p>
+    <w:p w14:noSpellErr="1">
+      <w:r>
+        <w:rPr>
+          <w:b w:val="1"/>
+          <w:bCs w:val="1"/>
+        </w:rPr>
+        <w:t>Test Planning:</w:t>
+      </w:r>
+      <w:r>
+        <w:rPr/>
+        <w:t xml:space="preserve"> </w:t>
+      </w:r>
+      <w:r>
+        <w:rPr/>
+        <w:t xml:space="preserve"> </w:t>
+      </w:r>
+      <w:r>
+        <w:rPr/>
+        <w:t>E</w:t>
+      </w:r>
+      <w:r>
+        <w:rPr/>
+        <w:t>valuation</w:t>
+      </w:r>
+      <w:r>
+        <w:rPr/>
+        <w:t xml:space="preserve"> </w:t>
+      </w:r>
+      <w:r>
+        <w:rPr/>
+        <w:t>tools,</w:t>
+      </w:r>
+      <w:r>
+        <w:rPr/>
+        <w:t xml:space="preserve"> scenarios</w:t>
+      </w:r>
+      <w:r>
+        <w:rPr/>
+        <w:t>, and environment are defined. Ensures upskilling aligns with planning needs</w:t>
+      </w:r>
+      <w:r>
+        <w:rPr/>
+        <w:t xml:space="preserve">. </w:t>
+      </w:r>
+      <w:r>
+        <w:rPr/>
+        <w:t>The t</w:t>
+      </w:r>
+      <w:r>
+        <w:rPr/>
+        <w:t xml:space="preserve">eam finalised the choice of using D-ITG over </w:t>
+      </w:r>
+      <w:r>
+        <w:rPr/>
+        <w:t>iPerf</w:t>
+      </w:r>
+      <w:r>
+        <w:rPr/>
+        <w:t>, as per the client’s request.</w:t>
+      </w:r>
+    </w:p>
+    <w:p>
+      <w:r>
+        <w:rPr>
+          <w:b w:val="1"/>
+          <w:bCs w:val="1"/>
+        </w:rPr>
+        <w:t>Test Case Development:</w:t>
+      </w:r>
+      <w:r>
+        <w:rPr/>
+        <w:t xml:space="preserve"> Development of the evaluation process is based on the documentation </w:t>
+      </w:r>
+      <w:r>
+        <w:rPr/>
+        <w:t xml:space="preserve">prepared </w:t>
+      </w:r>
+      <w:r>
+        <w:rPr/>
+        <w:t xml:space="preserve">in the </w:t>
+      </w:r>
+      <w:r>
+        <w:rPr/>
+        <w:t>previous</w:t>
+      </w:r>
+      <w:r>
+        <w:rPr/>
+        <w:t xml:space="preserve"> phase. As per STLC, this phase had multiple iterations for each operating system to ensure </w:t>
+      </w:r>
+      <w:r>
+        <w:rPr/>
+        <w:t>accurate</w:t>
+      </w:r>
+      <w:r>
+        <w:rPr/>
+        <w:t xml:space="preserve"> and reliable </w:t>
+      </w:r>
+      <w:r>
+        <w:rPr/>
+        <w:t>data.</w:t>
+      </w:r>
+    </w:p>
+    <w:p>
+      <w:r>
+        <w:rPr>
+          <w:b w:val="1"/>
+          <w:bCs w:val="1"/>
+        </w:rPr>
+        <w:t>T</w:t>
+      </w:r>
+      <w:r>
+        <w:rPr>
+          <w:b w:val="1"/>
+          <w:bCs w:val="1"/>
+        </w:rPr>
+        <w:t>est Environment Setup:</w:t>
+      </w:r>
+      <w:r>
+        <w:rPr/>
+        <w:t xml:space="preserve"> This involves setting up hardware and software - in our case, a daisy chain network topology of 4 computers, each with a Linux-based operating system installed. This phase was iterated three times, once per </w:t>
+      </w:r>
+      <w:r>
+        <w:rPr/>
+        <w:t>OS.</w:t>
+      </w:r>
+    </w:p>
+    <w:p>
+      <w:r>
+        <w:rPr>
+          <w:b w:val="1"/>
+          <w:bCs w:val="1"/>
+        </w:rPr>
+        <w:t>Test</w:t>
+      </w:r>
+      <w:r>
+        <w:rPr>
+          <w:b w:val="1"/>
+          <w:bCs w:val="1"/>
+        </w:rPr>
+        <w:t xml:space="preserve"> Execution:</w:t>
+      </w:r>
+      <w:r>
+        <w:rPr/>
+        <w:t xml:space="preserve"> The actual process of conducting the evaluation, where all 4 computers were connected, scripts were executed to send traffic from the sender to receiver via the routers, and data was recorded in logs.</w:t>
+      </w:r>
+    </w:p>
+    <w:p w14:noSpellErr="1">
+      <w:r>
+        <w:rPr>
+          <w:b w:val="1"/>
+          <w:bCs w:val="1"/>
+        </w:rPr>
+        <w:t>Test Closure:</w:t>
+      </w:r>
+      <w:r>
+        <w:rPr/>
+        <w:t xml:space="preserve"> This wraps up the evaluation, with logged data exported to a readable format, then compared and plotted. Finally, the data was presented to the client, and the poster was presented for marking.</w:t>
+      </w:r>
+    </w:p>
+    <w:p>
+      <w:pPr>
+        <w:pStyle w:val="Normal"/>
+      </w:pPr>
+    </w:p>
+    <w:p/>
+    <w:p>
+      <w:pPr>
+        <w:pStyle w:val="Normal"/>
+        <w:rPr>
+          <w:rFonts w:ascii="Aptos" w:hAnsi="Aptos" w:eastAsia="Aptos" w:cs="Aptos"/>
+          <w:noProof w:val="0"/>
+          <w:sz w:val="24"/>
+          <w:szCs w:val="24"/>
+          <w:lang w:val="en-NZ"/>
+        </w:rPr>
+      </w:pPr>
+    </w:p>
+    <w:p>
+      <w:pPr>
+        <w:pStyle w:val="Normal"/>
+      </w:pPr>
+    </w:p>
+    <w:p>
+      <w:pPr>
+        <w:pStyle w:val="Normal"/>
+      </w:pPr>
+      <w:r>
+        <w:rPr/>
+        <w:t xml:space="preserve">Reference: </w:t>
+      </w:r>
+    </w:p>
+    <w:p>
+      <w:pPr>
+        <w:pStyle w:val="Normal"/>
+      </w:pPr>
+    </w:p>
+    <w:p>
+      <w:pPr>
+        <w:spacing w:before="0" w:beforeAutospacing="off" w:after="0" w:afterAutospacing="off"/>
+        <w:ind w:left="720" w:right="0" w:hanging="720"/>
+      </w:pPr>
+      <w:r>
+        <w:rPr>
+          <w:rFonts w:ascii="Calibri" w:hAnsi="Calibri" w:eastAsia="Calibri" w:cs="Calibri"/>
+          <w:b w:val="0"/>
+          <w:bCs w:val="0"/>
+          <w:i w:val="0"/>
+          <w:iCs w:val="0"/>
+          <w:caps w:val="0"/>
+          <w:smallCaps w:val="0"/>
+          <w:noProof w:val="0"/>
+          <w:color w:val="000000" w:themeColor="text1" w:themeTint="FF" w:themeShade="FF"/>
+          <w:sz w:val="27"/>
+          <w:szCs w:val="27"/>
+          <w:lang w:val="en-NZ"/>
+        </w:rPr>
+        <w:t xml:space="preserve">Joshi, S., &amp; Kumari, I. (2022, November 1). </w:t>
+      </w:r>
+      <w:r>
+        <w:rPr>
+          <w:rFonts w:ascii="Calibri" w:hAnsi="Calibri" w:eastAsia="Calibri" w:cs="Calibri"/>
+          <w:b w:val="0"/>
+          <w:bCs w:val="0"/>
+          <w:i w:val="1"/>
+          <w:iCs w:val="1"/>
+          <w:caps w:val="0"/>
+          <w:smallCaps w:val="0"/>
+          <w:noProof w:val="0"/>
+          <w:color w:val="000000" w:themeColor="text1" w:themeTint="FF" w:themeShade="FF"/>
+          <w:sz w:val="27"/>
+          <w:szCs w:val="27"/>
+          <w:lang w:val="en-NZ"/>
+        </w:rPr>
+        <w:t>Analyses of Software Testing Approaches</w:t>
+      </w:r>
+      <w:r>
+        <w:rPr>
+          <w:rFonts w:ascii="Calibri" w:hAnsi="Calibri" w:eastAsia="Calibri" w:cs="Calibri"/>
+          <w:b w:val="0"/>
+          <w:bCs w:val="0"/>
+          <w:i w:val="0"/>
+          <w:iCs w:val="0"/>
+          <w:caps w:val="0"/>
+          <w:smallCaps w:val="0"/>
+          <w:noProof w:val="0"/>
+          <w:color w:val="000000" w:themeColor="text1" w:themeTint="FF" w:themeShade="FF"/>
+          <w:sz w:val="27"/>
+          <w:szCs w:val="27"/>
+          <w:lang w:val="en-NZ"/>
+        </w:rPr>
+        <w:t xml:space="preserve">. IEEE Xplore. </w:t>
+      </w:r>
+      <w:hyperlink r:id="R20d2eac8e7e64d6e">
+        <w:r>
+          <w:rPr>
+            <w:rStyle w:val="Hyperlink"/>
+            <w:rFonts w:ascii="Calibri" w:hAnsi="Calibri" w:eastAsia="Calibri" w:cs="Calibri"/>
+            <w:b w:val="0"/>
+            <w:bCs w:val="0"/>
+            <w:i w:val="0"/>
+            <w:iCs w:val="0"/>
+            <w:caps w:val="0"/>
+            <w:smallCaps w:val="0"/>
+            <w:noProof w:val="0"/>
+            <w:sz w:val="27"/>
+            <w:szCs w:val="27"/>
+            <w:lang w:val="en-NZ"/>
+          </w:rPr>
+          <w:t>https://doi.org/10.1109/IIHC55949.2022.10060147</w:t>
+        </w:r>
+      </w:hyperlink>
+    </w:p>
+    <w:p>
+      <w:pPr>
+        <w:spacing w:before="240" w:beforeAutospacing="off" w:after="240" w:afterAutospacing="off"/>
+      </w:pPr>
+      <w:r>
+        <w:rPr>
+          <w:rFonts w:ascii="Calibri" w:hAnsi="Calibri" w:eastAsia="Calibri" w:cs="Calibri"/>
+          <w:b w:val="0"/>
+          <w:bCs w:val="0"/>
+          <w:i w:val="0"/>
+          <w:iCs w:val="0"/>
+          <w:caps w:val="0"/>
+          <w:smallCaps w:val="0"/>
+          <w:noProof w:val="0"/>
+          <w:color w:val="000000" w:themeColor="text1" w:themeTint="FF" w:themeShade="FF"/>
+          <w:sz w:val="24"/>
+          <w:szCs w:val="24"/>
+          <w:lang w:val="en-NZ"/>
+        </w:rPr>
+        <w:t>‌</w:t>
+      </w:r>
+    </w:p>
+    <w:p>
+      <w:pPr>
+        <w:pStyle w:val="Normal"/>
+      </w:pPr>
+    </w:p>
     <w:sectPr>
-      <w:pgSz w:w="12240" w:h="15840"/>
+      <w:pgSz w:w="12240" w:h="15840" w:orient="portrait"/>
       <w:pgMar w:top="1440" w:right="1440" w:bottom="1440" w:left="1440" w:header="720" w:footer="720" w:gutter="0"/>
       <w:cols w:space="720"/>
       <w:docGrid w:linePitch="360"/>
+      <w:headerReference w:type="default" r:id="R0618015f9f1e4c24"/>
+      <w:footerReference w:type="default" r:id="Rbcf99510526d43fe"/>
     </w:sectPr>
   </w:body>
 </w:document>
@@ -525,6 +971,77 @@
 </w:endnotes>
 </file>
 
+<file path=word/footer.xml><?xml version="1.0" encoding="utf-8"?>
+<w:ftr xmlns:w14="http://schemas.microsoft.com/office/word/2010/wordml" xmlns:w="http://schemas.openxmlformats.org/wordprocessingml/2006/main">
+  <w:tbl>
+    <w:tblPr>
+      <w:tblStyle w:val="TableNormal"/>
+      <w:bidiVisual w:val="0"/>
+      <w:tblW w:w="0" w:type="auto"/>
+      <w:tblLayout w:type="fixed"/>
+      <w:tblLook w:val="06A0" w:firstRow="1" w:lastRow="0" w:firstColumn="1" w:lastColumn="0" w:noHBand="1" w:noVBand="1"/>
+    </w:tblPr>
+    <w:tblGrid>
+      <w:gridCol w:w="3120"/>
+      <w:gridCol w:w="3120"/>
+      <w:gridCol w:w="3120"/>
+    </w:tblGrid>
+    <w:tr>
+      <w:trPr>
+        <w:trHeight w:val="300"/>
+      </w:trPr>
+      <w:tc>
+        <w:tcPr>
+          <w:tcW w:w="3120" w:type="dxa"/>
+          <w:tcMar/>
+        </w:tcPr>
+        <w:p>
+          <w:pPr>
+            <w:pStyle w:val="Header"/>
+            <w:bidi w:val="0"/>
+            <w:ind w:left="-115"/>
+            <w:jc w:val="left"/>
+          </w:pPr>
+        </w:p>
+      </w:tc>
+      <w:tc>
+        <w:tcPr>
+          <w:tcW w:w="3120" w:type="dxa"/>
+          <w:tcMar/>
+        </w:tcPr>
+        <w:p>
+          <w:pPr>
+            <w:pStyle w:val="Header"/>
+            <w:bidi w:val="0"/>
+            <w:jc w:val="center"/>
+          </w:pPr>
+        </w:p>
+      </w:tc>
+      <w:tc>
+        <w:tcPr>
+          <w:tcW w:w="3120" w:type="dxa"/>
+          <w:tcMar/>
+        </w:tcPr>
+        <w:p>
+          <w:pPr>
+            <w:pStyle w:val="Header"/>
+            <w:bidi w:val="0"/>
+            <w:ind w:right="-115"/>
+            <w:jc w:val="right"/>
+          </w:pPr>
+        </w:p>
+      </w:tc>
+    </w:tr>
+  </w:tbl>
+  <w:p>
+    <w:pPr>
+      <w:pStyle w:val="Footer"/>
+      <w:bidi w:val="0"/>
+    </w:pPr>
+  </w:p>
+</w:ftr>
+</file>
+
 <file path=word/footnotes.xml><?xml version="1.0" encoding="utf-8"?>
 <w:footnotes xmlns:wpc="http://schemas.microsoft.com/office/word/2010/wordprocessingCanvas" xmlns:cx="http://schemas.microsoft.com/office/drawing/2014/chartex" xmlns:cx1="http://schemas.microsoft.com/office/drawing/2015/9/8/chartex" xmlns:cx2="http://schemas.microsoft.com/office/drawing/2015/10/21/chartex" xmlns:cx3="http://schemas.microsoft.com/office/drawing/2016/5/9/chartex" xmlns:cx4="http://schemas.microsoft.com/office/drawing/2016/5/10/chartex" xmlns:cx5="http://schemas.microsoft.com/office/drawing/2016/5/11/chartex" xmlns:cx6="http://schemas.microsoft.com/office/drawing/2016/5/12/chartex" xmlns:cx7="http://schemas.microsoft.com/office/drawing/2016/5/13/chartex" xmlns:cx8="http://schemas.microsoft.com/office/drawing/2016/5/14/chartex" xmlns:mc="http://schemas.openxmlformats.org/markup-compatibility/2006" xmlns:aink="http://schemas.microsoft.com/office/drawing/2016/ink" xmlns:am3d="http://schemas.microsoft.com/office/drawing/2017/model3d" xmlns:o="urn:schemas-microsoft-com:office:office" xmlns:oel="http://schemas.microsoft.com/office/2019/extlst" xmlns:r="http://schemas.openxmlformats.org/officeDocument/2006/relationships" xmlns:m="http://schemas.openxmlformats.org/officeDocument/2006/math" xmlns:v="urn:schemas-microsoft-com:vml" xmlns:wp14="http://schemas.microsoft.com/office/word/2010/wordprocessingDrawing" xmlns:wp="http://schemas.openxmlformats.org/drawingml/2006/wordprocessingDrawing" xmlns:w10="urn:schemas-microsoft-com:office:word" xmlns:w="http://schemas.openxmlformats.org/wordprocessingml/2006/main" xmlns:w14="http://schemas.microsoft.com/office/word/2010/wordml" xmlns:w15="http://schemas.microsoft.com/office/word/2012/wordml" xmlns:w16cex="http://schemas.microsoft.com/office/word/2018/wordml/cex" xmlns:w16cid="http://schemas.microsoft.com/office/word/2016/wordml/cid" xmlns:w16="http://schemas.microsoft.com/office/word/2018/wordml" xmlns:w16du="http://schemas.microsoft.com/office/word/2023/wordml/word16du" xmlns:w16sdtdh="http://schemas.microsoft.com/office/word/2020/wordml/sdtdatahash" xmlns:w16sdtfl="http://schemas.microsoft.com/office/word/2024/wordml/sdtformatlock" xmlns:w16se="http://schemas.microsoft.com/office/word/2015/wordml/symex" xmlns:wpg="http://schemas.microsoft.com/office/word/2010/wordprocessingGroup" xmlns:wpi="http://schemas.microsoft.com/office/word/2010/wordprocessingInk" xmlns:wne="http://schemas.microsoft.com/office/word/2006/wordml" xmlns:wps="http://schemas.microsoft.com/office/word/2010/wordprocessingShape" mc:Ignorable="w14 w15 w16se w16cid w16 w16cex w16sdtdh w16sdtfl w16du wp14">
   <w:footnote w:type="separator" w:id="-1">
@@ -548,6 +1065,77 @@
     </w:p>
   </w:footnote>
 </w:footnotes>
+</file>
+
+<file path=word/header.xml><?xml version="1.0" encoding="utf-8"?>
+<w:hdr xmlns:w14="http://schemas.microsoft.com/office/word/2010/wordml" xmlns:w="http://schemas.openxmlformats.org/wordprocessingml/2006/main">
+  <w:tbl>
+    <w:tblPr>
+      <w:tblStyle w:val="TableNormal"/>
+      <w:bidiVisual w:val="0"/>
+      <w:tblW w:w="0" w:type="auto"/>
+      <w:tblLayout w:type="fixed"/>
+      <w:tblLook w:val="06A0" w:firstRow="1" w:lastRow="0" w:firstColumn="1" w:lastColumn="0" w:noHBand="1" w:noVBand="1"/>
+    </w:tblPr>
+    <w:tblGrid>
+      <w:gridCol w:w="3120"/>
+      <w:gridCol w:w="3120"/>
+      <w:gridCol w:w="3120"/>
+    </w:tblGrid>
+    <w:tr>
+      <w:trPr>
+        <w:trHeight w:val="300"/>
+      </w:trPr>
+      <w:tc>
+        <w:tcPr>
+          <w:tcW w:w="3120" w:type="dxa"/>
+          <w:tcMar/>
+        </w:tcPr>
+        <w:p>
+          <w:pPr>
+            <w:pStyle w:val="Header"/>
+            <w:bidi w:val="0"/>
+            <w:ind w:left="-115"/>
+            <w:jc w:val="left"/>
+          </w:pPr>
+        </w:p>
+      </w:tc>
+      <w:tc>
+        <w:tcPr>
+          <w:tcW w:w="3120" w:type="dxa"/>
+          <w:tcMar/>
+        </w:tcPr>
+        <w:p>
+          <w:pPr>
+            <w:pStyle w:val="Header"/>
+            <w:bidi w:val="0"/>
+            <w:jc w:val="center"/>
+          </w:pPr>
+        </w:p>
+      </w:tc>
+      <w:tc>
+        <w:tcPr>
+          <w:tcW w:w="3120" w:type="dxa"/>
+          <w:tcMar/>
+        </w:tcPr>
+        <w:p>
+          <w:pPr>
+            <w:pStyle w:val="Header"/>
+            <w:bidi w:val="0"/>
+            <w:ind w:right="-115"/>
+            <w:jc w:val="right"/>
+          </w:pPr>
+        </w:p>
+      </w:tc>
+    </w:tr>
+  </w:tbl>
+  <w:p>
+    <w:pPr>
+      <w:pStyle w:val="Header"/>
+      <w:bidi w:val="0"/>
+    </w:pPr>
+  </w:p>
+</w:hdr>
 </file>
 
 <file path=word/styles.xml><?xml version="1.0" encoding="utf-8"?>
@@ -555,7 +1143,7 @@
   <w:docDefaults>
     <w:rPrDefault>
       <w:rPr>
-        <w:rFonts w:asciiTheme="minorHAnsi" w:eastAsiaTheme="minorEastAsia" w:hAnsiTheme="minorHAnsi" w:cstheme="minorBidi"/>
+        <w:rFonts w:asciiTheme="minorHAnsi" w:hAnsiTheme="minorHAnsi" w:eastAsiaTheme="minorEastAsia" w:cstheme="minorBidi"/>
         <w:sz w:val="24"/>
         <w:szCs w:val="24"/>
         <w:lang w:val="en-US" w:eastAsia="ja-JP" w:bidi="ar-SA"/>
@@ -570,14 +1158,14 @@
   <w:latentStyles w:defLockedState="0" w:defUIPriority="99" w:defSemiHidden="0" w:defUnhideWhenUsed="0" w:defQFormat="0" w:count="376">
     <w:lsdException w:name="Normal" w:uiPriority="0" w:qFormat="1"/>
     <w:lsdException w:name="heading 1" w:uiPriority="9" w:qFormat="1"/>
-    <w:lsdException w:name="heading 2" w:semiHidden="1" w:uiPriority="9" w:unhideWhenUsed="1" w:qFormat="1"/>
-    <w:lsdException w:name="heading 3" w:semiHidden="1" w:uiPriority="9" w:unhideWhenUsed="1" w:qFormat="1"/>
-    <w:lsdException w:name="heading 4" w:semiHidden="1" w:uiPriority="9" w:unhideWhenUsed="1" w:qFormat="1"/>
-    <w:lsdException w:name="heading 5" w:semiHidden="1" w:uiPriority="9" w:unhideWhenUsed="1" w:qFormat="1"/>
-    <w:lsdException w:name="heading 6" w:semiHidden="1" w:uiPriority="9" w:unhideWhenUsed="1" w:qFormat="1"/>
-    <w:lsdException w:name="heading 7" w:semiHidden="1" w:uiPriority="9" w:unhideWhenUsed="1" w:qFormat="1"/>
-    <w:lsdException w:name="heading 8" w:semiHidden="1" w:uiPriority="9" w:unhideWhenUsed="1" w:qFormat="1"/>
-    <w:lsdException w:name="heading 9" w:semiHidden="1" w:uiPriority="9" w:unhideWhenUsed="1" w:qFormat="1"/>
+    <w:lsdException w:name="heading 2" w:uiPriority="9" w:semiHidden="1" w:unhideWhenUsed="1" w:qFormat="1"/>
+    <w:lsdException w:name="heading 3" w:uiPriority="9" w:semiHidden="1" w:unhideWhenUsed="1" w:qFormat="1"/>
+    <w:lsdException w:name="heading 4" w:uiPriority="9" w:semiHidden="1" w:unhideWhenUsed="1" w:qFormat="1"/>
+    <w:lsdException w:name="heading 5" w:uiPriority="9" w:semiHidden="1" w:unhideWhenUsed="1" w:qFormat="1"/>
+    <w:lsdException w:name="heading 6" w:uiPriority="9" w:semiHidden="1" w:unhideWhenUsed="1" w:qFormat="1"/>
+    <w:lsdException w:name="heading 7" w:uiPriority="9" w:semiHidden="1" w:unhideWhenUsed="1" w:qFormat="1"/>
+    <w:lsdException w:name="heading 8" w:uiPriority="9" w:semiHidden="1" w:unhideWhenUsed="1" w:qFormat="1"/>
+    <w:lsdException w:name="heading 9" w:uiPriority="9" w:semiHidden="1" w:unhideWhenUsed="1" w:qFormat="1"/>
     <w:lsdException w:name="index 1" w:semiHidden="1" w:unhideWhenUsed="1"/>
     <w:lsdException w:name="index 2" w:semiHidden="1" w:unhideWhenUsed="1"/>
     <w:lsdException w:name="index 3" w:semiHidden="1" w:unhideWhenUsed="1"/>
@@ -587,22 +1175,22 @@
     <w:lsdException w:name="index 7" w:semiHidden="1" w:unhideWhenUsed="1"/>
     <w:lsdException w:name="index 8" w:semiHidden="1" w:unhideWhenUsed="1"/>
     <w:lsdException w:name="index 9" w:semiHidden="1" w:unhideWhenUsed="1"/>
-    <w:lsdException w:name="toc 1" w:semiHidden="1" w:uiPriority="39" w:unhideWhenUsed="1"/>
-    <w:lsdException w:name="toc 2" w:semiHidden="1" w:uiPriority="39" w:unhideWhenUsed="1"/>
-    <w:lsdException w:name="toc 3" w:semiHidden="1" w:uiPriority="39" w:unhideWhenUsed="1"/>
-    <w:lsdException w:name="toc 4" w:semiHidden="1" w:uiPriority="39" w:unhideWhenUsed="1"/>
-    <w:lsdException w:name="toc 5" w:semiHidden="1" w:uiPriority="39" w:unhideWhenUsed="1"/>
-    <w:lsdException w:name="toc 6" w:semiHidden="1" w:uiPriority="39" w:unhideWhenUsed="1"/>
-    <w:lsdException w:name="toc 7" w:semiHidden="1" w:uiPriority="39" w:unhideWhenUsed="1"/>
-    <w:lsdException w:name="toc 8" w:semiHidden="1" w:uiPriority="39" w:unhideWhenUsed="1"/>
-    <w:lsdException w:name="toc 9" w:semiHidden="1" w:uiPriority="39" w:unhideWhenUsed="1"/>
+    <w:lsdException w:name="toc 1" w:uiPriority="39" w:semiHidden="1" w:unhideWhenUsed="1"/>
+    <w:lsdException w:name="toc 2" w:uiPriority="39" w:semiHidden="1" w:unhideWhenUsed="1"/>
+    <w:lsdException w:name="toc 3" w:uiPriority="39" w:semiHidden="1" w:unhideWhenUsed="1"/>
+    <w:lsdException w:name="toc 4" w:uiPriority="39" w:semiHidden="1" w:unhideWhenUsed="1"/>
+    <w:lsdException w:name="toc 5" w:uiPriority="39" w:semiHidden="1" w:unhideWhenUsed="1"/>
+    <w:lsdException w:name="toc 6" w:uiPriority="39" w:semiHidden="1" w:unhideWhenUsed="1"/>
+    <w:lsdException w:name="toc 7" w:uiPriority="39" w:semiHidden="1" w:unhideWhenUsed="1"/>
+    <w:lsdException w:name="toc 8" w:uiPriority="39" w:semiHidden="1" w:unhideWhenUsed="1"/>
+    <w:lsdException w:name="toc 9" w:uiPriority="39" w:semiHidden="1" w:unhideWhenUsed="1"/>
     <w:lsdException w:name="Normal Indent" w:semiHidden="1" w:unhideWhenUsed="1"/>
     <w:lsdException w:name="footnote text" w:semiHidden="1" w:unhideWhenUsed="1"/>
     <w:lsdException w:name="annotation text" w:semiHidden="1" w:unhideWhenUsed="1"/>
     <w:lsdException w:name="header" w:semiHidden="1" w:unhideWhenUsed="1"/>
     <w:lsdException w:name="footer" w:semiHidden="1" w:unhideWhenUsed="1"/>
     <w:lsdException w:name="index heading" w:semiHidden="1" w:unhideWhenUsed="1"/>
-    <w:lsdException w:name="caption" w:semiHidden="1" w:uiPriority="35" w:unhideWhenUsed="1" w:qFormat="1"/>
+    <w:lsdException w:name="caption" w:uiPriority="35" w:semiHidden="1" w:unhideWhenUsed="1" w:qFormat="1"/>
     <w:lsdException w:name="table of figures" w:semiHidden="1" w:unhideWhenUsed="1"/>
     <w:lsdException w:name="envelope address" w:semiHidden="1" w:unhideWhenUsed="1"/>
     <w:lsdException w:name="envelope return" w:semiHidden="1" w:unhideWhenUsed="1"/>
@@ -633,7 +1221,7 @@
     <w:lsdException w:name="Title" w:uiPriority="10" w:qFormat="1"/>
     <w:lsdException w:name="Closing" w:semiHidden="1" w:unhideWhenUsed="1"/>
     <w:lsdException w:name="Signature" w:semiHidden="1" w:unhideWhenUsed="1"/>
-    <w:lsdException w:name="Default Paragraph Font" w:semiHidden="1" w:uiPriority="1" w:unhideWhenUsed="1"/>
+    <w:lsdException w:name="Default Paragraph Font" w:uiPriority="1" w:semiHidden="1" w:unhideWhenUsed="1"/>
     <w:lsdException w:name="Body Text" w:semiHidden="1" w:unhideWhenUsed="1"/>
     <w:lsdException w:name="Body Text Indent" w:semiHidden="1" w:unhideWhenUsed="1"/>
     <w:lsdException w:name="List Continue" w:semiHidden="1" w:unhideWhenUsed="1"/>
@@ -833,8 +1421,8 @@
     <w:lsdException w:name="Subtle Reference" w:uiPriority="31" w:qFormat="1"/>
     <w:lsdException w:name="Intense Reference" w:uiPriority="32" w:qFormat="1"/>
     <w:lsdException w:name="Book Title" w:uiPriority="33" w:qFormat="1"/>
-    <w:lsdException w:name="Bibliography" w:semiHidden="1" w:uiPriority="37" w:unhideWhenUsed="1"/>
-    <w:lsdException w:name="TOC Heading" w:semiHidden="1" w:uiPriority="39" w:unhideWhenUsed="1" w:qFormat="1"/>
+    <w:lsdException w:name="Bibliography" w:uiPriority="37" w:semiHidden="1" w:unhideWhenUsed="1"/>
+    <w:lsdException w:name="TOC Heading" w:uiPriority="39" w:semiHidden="1" w:unhideWhenUsed="1" w:qFormat="1"/>
     <w:lsdException w:name="Plain Table 1" w:uiPriority="41"/>
     <w:lsdException w:name="Plain Table 2" w:uiPriority="42"/>
     <w:lsdException w:name="Plain Table 3" w:uiPriority="43"/>
@@ -945,7 +1533,7 @@
     <w:lsdException w:name="Unresolved Mention" w:semiHidden="1" w:unhideWhenUsed="1"/>
     <w:lsdException w:name="Smart Link" w:semiHidden="1" w:unhideWhenUsed="1"/>
   </w:latentStyles>
-  <w:style w:type="paragraph" w:default="1" w:styleId="Normal">
+  <w:style w:type="paragraph" w:styleId="Normal" w:default="1">
     <w:name w:val="Normal"/>
     <w:qFormat/>
     <w:rPr>
@@ -966,7 +1554,7 @@
       <w:outlineLvl w:val="0"/>
     </w:pPr>
     <w:rPr>
-      <w:rFonts w:asciiTheme="majorHAnsi" w:eastAsiaTheme="majorEastAsia" w:hAnsiTheme="majorHAnsi" w:cstheme="majorBidi"/>
+      <w:rFonts w:asciiTheme="majorHAnsi" w:hAnsiTheme="majorHAnsi" w:eastAsiaTheme="majorEastAsia" w:cstheme="majorBidi"/>
       <w:color w:val="0F4761" w:themeColor="accent1" w:themeShade="BF"/>
       <w:sz w:val="40"/>
       <w:szCs w:val="40"/>
@@ -987,7 +1575,7 @@
       <w:outlineLvl w:val="1"/>
     </w:pPr>
     <w:rPr>
-      <w:rFonts w:asciiTheme="majorHAnsi" w:eastAsiaTheme="majorEastAsia" w:hAnsiTheme="majorHAnsi" w:cstheme="majorBidi"/>
+      <w:rFonts w:asciiTheme="majorHAnsi" w:hAnsiTheme="majorHAnsi" w:eastAsiaTheme="majorEastAsia" w:cstheme="majorBidi"/>
       <w:color w:val="0F4761" w:themeColor="accent1" w:themeShade="BF"/>
       <w:sz w:val="32"/>
       <w:szCs w:val="32"/>
@@ -1134,12 +1722,12 @@
       <w:color w:val="272727" w:themeColor="text1" w:themeTint="D8"/>
     </w:rPr>
   </w:style>
-  <w:style w:type="character" w:default="1" w:styleId="DefaultParagraphFont">
+  <w:style w:type="character" w:styleId="DefaultParagraphFont" w:default="1">
     <w:name w:val="Default Paragraph Font"/>
     <w:uiPriority w:val="1"/>
     <w:unhideWhenUsed/>
   </w:style>
-  <w:style w:type="table" w:default="1" w:styleId="TableNormal">
+  <w:style w:type="table" w:styleId="TableNormal" w:default="1">
     <w:name w:val="Normal Table"/>
     <w:uiPriority w:val="99"/>
     <w:semiHidden/>
@@ -1154,37 +1742,37 @@
       </w:tblCellMar>
     </w:tblPr>
   </w:style>
-  <w:style w:type="numbering" w:default="1" w:styleId="NoList">
+  <w:style w:type="numbering" w:styleId="NoList" w:default="1">
     <w:name w:val="No List"/>
     <w:uiPriority w:val="99"/>
     <w:semiHidden/>
     <w:unhideWhenUsed/>
   </w:style>
-  <w:style w:type="character" w:customStyle="1" w:styleId="Heading1Char">
+  <w:style w:type="character" w:styleId="Heading1Char" w:customStyle="1">
     <w:name w:val="Heading 1 Char"/>
     <w:basedOn w:val="DefaultParagraphFont"/>
     <w:link w:val="Heading1"/>
     <w:uiPriority w:val="9"/>
     <w:rPr>
-      <w:rFonts w:asciiTheme="majorHAnsi" w:eastAsiaTheme="majorEastAsia" w:hAnsiTheme="majorHAnsi" w:cstheme="majorBidi"/>
+      <w:rFonts w:asciiTheme="majorHAnsi" w:hAnsiTheme="majorHAnsi" w:eastAsiaTheme="majorEastAsia" w:cstheme="majorBidi"/>
       <w:color w:val="0F4761" w:themeColor="accent1" w:themeShade="BF"/>
       <w:sz w:val="40"/>
       <w:szCs w:val="40"/>
     </w:rPr>
   </w:style>
-  <w:style w:type="character" w:customStyle="1" w:styleId="Heading2Char">
+  <w:style w:type="character" w:styleId="Heading2Char" w:customStyle="1">
     <w:name w:val="Heading 2 Char"/>
     <w:basedOn w:val="DefaultParagraphFont"/>
     <w:link w:val="Heading2"/>
     <w:uiPriority w:val="9"/>
     <w:rPr>
-      <w:rFonts w:asciiTheme="majorHAnsi" w:eastAsiaTheme="majorEastAsia" w:hAnsiTheme="majorHAnsi" w:cstheme="majorBidi"/>
+      <w:rFonts w:asciiTheme="majorHAnsi" w:hAnsiTheme="majorHAnsi" w:eastAsiaTheme="majorEastAsia" w:cstheme="majorBidi"/>
       <w:color w:val="0F4761" w:themeColor="accent1" w:themeShade="BF"/>
       <w:sz w:val="32"/>
       <w:szCs w:val="32"/>
     </w:rPr>
   </w:style>
-  <w:style w:type="character" w:customStyle="1" w:styleId="Heading3Char">
+  <w:style w:type="character" w:styleId="Heading3Char" w:customStyle="1">
     <w:name w:val="Heading 3 Char"/>
     <w:basedOn w:val="DefaultParagraphFont"/>
     <w:link w:val="Heading3"/>
@@ -1196,7 +1784,7 @@
       <w:szCs w:val="28"/>
     </w:rPr>
   </w:style>
-  <w:style w:type="character" w:customStyle="1" w:styleId="Heading4Char">
+  <w:style w:type="character" w:styleId="Heading4Char" w:customStyle="1">
     <w:name w:val="Heading 4 Char"/>
     <w:basedOn w:val="DefaultParagraphFont"/>
     <w:link w:val="Heading4"/>
@@ -1208,7 +1796,7 @@
       <w:color w:val="0F4761" w:themeColor="accent1" w:themeShade="BF"/>
     </w:rPr>
   </w:style>
-  <w:style w:type="character" w:customStyle="1" w:styleId="Heading5Char">
+  <w:style w:type="character" w:styleId="Heading5Char" w:customStyle="1">
     <w:name w:val="Heading 5 Char"/>
     <w:basedOn w:val="DefaultParagraphFont"/>
     <w:link w:val="Heading5"/>
@@ -1218,7 +1806,7 @@
       <w:color w:val="0F4761" w:themeColor="accent1" w:themeShade="BF"/>
     </w:rPr>
   </w:style>
-  <w:style w:type="character" w:customStyle="1" w:styleId="Heading6Char">
+  <w:style w:type="character" w:styleId="Heading6Char" w:customStyle="1">
     <w:name w:val="Heading 6 Char"/>
     <w:basedOn w:val="DefaultParagraphFont"/>
     <w:link w:val="Heading6"/>
@@ -1230,7 +1818,7 @@
       <w:color w:val="595959" w:themeColor="text1" w:themeTint="A6"/>
     </w:rPr>
   </w:style>
-  <w:style w:type="character" w:customStyle="1" w:styleId="Heading7Char">
+  <w:style w:type="character" w:styleId="Heading7Char" w:customStyle="1">
     <w:name w:val="Heading 7 Char"/>
     <w:basedOn w:val="DefaultParagraphFont"/>
     <w:link w:val="Heading7"/>
@@ -1240,7 +1828,7 @@
       <w:color w:val="595959" w:themeColor="text1" w:themeTint="A6"/>
     </w:rPr>
   </w:style>
-  <w:style w:type="character" w:customStyle="1" w:styleId="Heading8Char">
+  <w:style w:type="character" w:styleId="Heading8Char" w:customStyle="1">
     <w:name w:val="Heading 8 Char"/>
     <w:basedOn w:val="DefaultParagraphFont"/>
     <w:link w:val="Heading8"/>
@@ -1252,7 +1840,7 @@
       <w:color w:val="272727" w:themeColor="text1" w:themeTint="D8"/>
     </w:rPr>
   </w:style>
-  <w:style w:type="character" w:customStyle="1" w:styleId="Heading9Char">
+  <w:style w:type="character" w:styleId="Heading9Char" w:customStyle="1">
     <w:name w:val="Heading 9 Char"/>
     <w:basedOn w:val="DefaultParagraphFont"/>
     <w:link w:val="Heading9"/>
@@ -1262,13 +1850,13 @@
       <w:color w:val="272727" w:themeColor="text1" w:themeTint="D8"/>
     </w:rPr>
   </w:style>
-  <w:style w:type="character" w:customStyle="1" w:styleId="TitleChar">
+  <w:style w:type="character" w:styleId="TitleChar" w:customStyle="1">
     <w:name w:val="Title Char"/>
     <w:basedOn w:val="DefaultParagraphFont"/>
     <w:link w:val="Title"/>
     <w:uiPriority w:val="10"/>
     <w:rPr>
-      <w:rFonts w:asciiTheme="majorHAnsi" w:eastAsiaTheme="majorEastAsia" w:hAnsiTheme="majorHAnsi" w:cstheme="majorBidi"/>
+      <w:rFonts w:asciiTheme="majorHAnsi" w:hAnsiTheme="majorHAnsi" w:eastAsiaTheme="majorEastAsia" w:cstheme="majorBidi"/>
       <w:spacing w:val="-10"/>
       <w:kern w:val="28"/>
       <w:sz w:val="56"/>
@@ -1287,14 +1875,14 @@
       <w:contextualSpacing/>
     </w:pPr>
     <w:rPr>
-      <w:rFonts w:asciiTheme="majorHAnsi" w:eastAsiaTheme="majorEastAsia" w:hAnsiTheme="majorHAnsi" w:cstheme="majorBidi"/>
+      <w:rFonts w:asciiTheme="majorHAnsi" w:hAnsiTheme="majorHAnsi" w:eastAsiaTheme="majorEastAsia" w:cstheme="majorBidi"/>
       <w:spacing w:val="-10"/>
       <w:kern w:val="28"/>
       <w:sz w:val="56"/>
       <w:szCs w:val="56"/>
     </w:rPr>
   </w:style>
-  <w:style w:type="character" w:customStyle="1" w:styleId="SubtitleChar">
+  <w:style w:type="character" w:styleId="SubtitleChar" w:customStyle="1">
     <w:name w:val="Subtitle Char"/>
     <w:basedOn w:val="DefaultParagraphFont"/>
     <w:link w:val="Subtitle"/>
@@ -1338,7 +1926,7 @@
       <w:color w:val="0F4761" w:themeColor="accent1" w:themeShade="BF"/>
     </w:rPr>
   </w:style>
-  <w:style w:type="character" w:customStyle="1" w:styleId="QuoteChar">
+  <w:style w:type="character" w:styleId="QuoteChar" w:customStyle="1">
     <w:name w:val="Quote Char"/>
     <w:basedOn w:val="DefaultParagraphFont"/>
     <w:link w:val="Quote"/>
@@ -1366,7 +1954,7 @@
       <w:color w:val="404040" w:themeColor="text1" w:themeTint="BF"/>
     </w:rPr>
   </w:style>
-  <w:style w:type="character" w:customStyle="1" w:styleId="IntenseQuoteChar">
+  <w:style w:type="character" w:styleId="IntenseQuoteChar" w:customStyle="1">
     <w:name w:val="Intense Quote Char"/>
     <w:basedOn w:val="DefaultParagraphFont"/>
     <w:link w:val="IntenseQuote"/>
@@ -1386,8 +1974,8 @@
     <w:qFormat/>
     <w:pPr>
       <w:pBdr>
-        <w:top w:val="single" w:sz="4" w:space="10" w:color="0F4761" w:themeColor="accent1" w:themeShade="BF"/>
-        <w:bottom w:val="single" w:sz="4" w:space="10" w:color="0F4761" w:themeColor="accent1" w:themeShade="BF"/>
+        <w:top w:val="single" w:color="0F4761" w:themeColor="accent1" w:themeShade="BF" w:sz="4" w:space="10"/>
+        <w:bottom w:val="single" w:color="0F4761" w:themeColor="accent1" w:themeShade="BF" w:sz="4" w:space="10"/>
       </w:pBdr>
       <w:spacing w:before="360" w:after="360"/>
       <w:ind w:left="864" w:right="864"/>
@@ -1438,7 +2026,7 @@
       <w:spacing w:after="0" w:line="240" w:lineRule="auto"/>
     </w:pPr>
   </w:style>
-  <w:style w:type="character" w:customStyle="1" w:styleId="HeaderChar">
+  <w:style w:type="character" w:styleId="HeaderChar" w:customStyle="1">
     <w:name w:val="Header Char"/>
     <w:basedOn w:val="DefaultParagraphFont"/>
     <w:link w:val="Header"/>
@@ -1460,18 +2048,44 @@
       <w:spacing w:after="0" w:line="240" w:lineRule="auto"/>
     </w:pPr>
   </w:style>
-  <w:style w:type="character" w:customStyle="1" w:styleId="FooterChar">
+  <w:style w:type="character" w:styleId="FooterChar" w:customStyle="1">
     <w:name w:val="Footer Char"/>
     <w:basedOn w:val="DefaultParagraphFont"/>
     <w:link w:val="Footer"/>
     <w:uiPriority w:val="99"/>
     <w:rsid w:val="003578EB"/>
   </w:style>
+  <w:style xmlns:w="http://schemas.openxmlformats.org/wordprocessingml/2006/main" w:type="table" w:styleId="TableGrid">
+    <w:name xmlns:w="http://schemas.openxmlformats.org/wordprocessingml/2006/main" w:val="Table Grid"/>
+    <w:basedOn xmlns:w="http://schemas.openxmlformats.org/wordprocessingml/2006/main" w:val="TableNormal"/>
+    <w:uiPriority xmlns:w="http://schemas.openxmlformats.org/wordprocessingml/2006/main" w:val="59"/>
+    <w:rsid xmlns:w="http://schemas.openxmlformats.org/wordprocessingml/2006/main" w:val="00FB4123"/>
+    <w:pPr xmlns:w="http://schemas.openxmlformats.org/wordprocessingml/2006/main">
+      <w:spacing w:after="0" w:line="240" w:lineRule="auto"/>
+    </w:pPr>
+    <w:tblPr xmlns:w="http://schemas.openxmlformats.org/wordprocessingml/2006/main">
+      <w:tblInd w:w="0" w:type="dxa"/>
+      <w:tblBorders>
+        <w:top w:val="single" w:color="000000" w:themeColor="text1" w:sz="4" w:space="0"/>
+        <w:left w:val="single" w:color="000000" w:themeColor="text1" w:sz="4" w:space="0"/>
+        <w:bottom w:val="single" w:color="000000" w:themeColor="text1" w:sz="4" w:space="0"/>
+        <w:right w:val="single" w:color="000000" w:themeColor="text1" w:sz="4" w:space="0"/>
+        <w:insideH w:val="single" w:color="000000" w:themeColor="text1" w:sz="4" w:space="0"/>
+        <w:insideV w:val="single" w:color="000000" w:themeColor="text1" w:sz="4" w:space="0"/>
+      </w:tblBorders>
+      <w:tblCellMar>
+        <w:top w:w="0" w:type="dxa"/>
+        <w:left w:w="108" w:type="dxa"/>
+        <w:bottom w:w="0" w:type="dxa"/>
+        <w:right w:w="108" w:type="dxa"/>
+      </w:tblCellMar>
+    </w:tblPr>
+  </w:style>
 </w:styles>
 </file>
 
 <file path=word/theme/theme1.xml><?xml version="1.0" encoding="utf-8"?>
-<a:theme xmlns:a="http://schemas.openxmlformats.org/drawingml/2006/main" name="Office Theme">
+<a:theme xmlns:a="http://schemas.openxmlformats.org/drawingml/2006/main" xmlns:thm15="http://schemas.microsoft.com/office/thememl/2012/main" name="Office Theme">
   <a:themeElements>
     <a:clrScheme name="Office">
       <a:dk1>

--- a/04-Development-and-Quality-Assurance/Poster/Sections/06 Project Management Methodology.docx
+++ b/04-Development-and-Quality-Assurance/Poster/Sections/06 Project Management Methodology.docx
@@ -3,6 +3,23 @@
 <w:document xmlns:wpc="http://schemas.microsoft.com/office/word/2010/wordprocessingCanvas" xmlns:cx="http://schemas.microsoft.com/office/drawing/2014/chartex" xmlns:cx1="http://schemas.microsoft.com/office/drawing/2015/9/8/chartex" xmlns:cx2="http://schemas.microsoft.com/office/drawing/2015/10/21/chartex" xmlns:cx3="http://schemas.microsoft.com/office/drawing/2016/5/9/chartex" xmlns:cx4="http://schemas.microsoft.com/office/drawing/2016/5/10/chartex" xmlns:cx5="http://schemas.microsoft.com/office/drawing/2016/5/11/chartex" xmlns:cx6="http://schemas.microsoft.com/office/drawing/2016/5/12/chartex" xmlns:cx7="http://schemas.microsoft.com/office/drawing/2016/5/13/chartex" xmlns:cx8="http://schemas.microsoft.com/office/drawing/2016/5/14/chartex" xmlns:mc="http://schemas.openxmlformats.org/markup-compatibility/2006" xmlns:aink="http://schemas.microsoft.com/office/drawing/2016/ink" xmlns:am3d="http://schemas.microsoft.com/office/drawing/2017/model3d" xmlns:o="urn:schemas-microsoft-com:office:office" xmlns:oel="http://schemas.microsoft.com/office/2019/extlst" xmlns:r="http://schemas.openxmlformats.org/officeDocument/2006/relationships" xmlns:m="http://schemas.openxmlformats.org/officeDocument/2006/math" xmlns:v="urn:schemas-microsoft-com:vml" xmlns:wp14="http://schemas.microsoft.com/office/word/2010/wordprocessingDrawing" xmlns:wp="http://schemas.openxmlformats.org/drawingml/2006/wordprocessingDrawing" xmlns:w10="urn:schemas-microsoft-com:office:word" xmlns:w="http://schemas.openxmlformats.org/wordprocessingml/2006/main" xmlns:w14="http://schemas.microsoft.com/office/word/2010/wordml" xmlns:w15="http://schemas.microsoft.com/office/word/2012/wordml" xmlns:w16cex="http://schemas.microsoft.com/office/word/2018/wordml/cex" xmlns:w16cid="http://schemas.microsoft.com/office/word/2016/wordml/cid" xmlns:w16="http://schemas.microsoft.com/office/word/2018/wordml" xmlns:w16du="http://schemas.microsoft.com/office/word/2023/wordml/word16du" xmlns:w16sdtdh="http://schemas.microsoft.com/office/word/2020/wordml/sdtdatahash" xmlns:w16sdtfl="http://schemas.microsoft.com/office/word/2024/wordml/sdtformatlock" xmlns:w16se="http://schemas.microsoft.com/office/word/2015/wordml/symex" xmlns:wpg="http://schemas.microsoft.com/office/word/2010/wordprocessingGroup" xmlns:wpi="http://schemas.microsoft.com/office/word/2010/wordprocessingInk" xmlns:wne="http://schemas.microsoft.com/office/word/2006/wordml" xmlns:wps="http://schemas.microsoft.com/office/word/2010/wordprocessingShape" mc:Ignorable="w14 w15 w16se w16cid w16 w16cex w16sdtdh w16sdtfl w16du wp14">
   <w:body>
     <w:p>
+      <w:pPr>
+        <w:rPr>
+          <w:b/>
+          <w:bCs/>
+          <w:u w:val="single"/>
+        </w:rPr>
+      </w:pPr>
+      <w:r>
+        <w:rPr>
+          <w:b/>
+          <w:bCs/>
+          <w:u w:val="single"/>
+        </w:rPr>
+        <w:t>Original:</w:t>
+      </w:r>
+    </w:p>
+    <w:p>
       <w:r>
         <w:t xml:space="preserve">Our project uses the </w:t>
       </w:r>
@@ -47,13 +64,8 @@
         <w:t xml:space="preserve"> </w:t>
       </w:r>
       <w:r>
-        <w:t>(</w:t>
-      </w:r>
-      <w:proofErr w:type="spellStart"/>
-      <w:r>
-        <w:t>BrowserStack</w:t>
-      </w:r>
-      <w:proofErr w:type="spellEnd"/>
+        <w:t>(BrowserStack</w:t>
+      </w:r>
       <w:r>
         <w:t xml:space="preserve">, </w:t>
       </w:r>
@@ -442,505 +454,197 @@
     <w:p>
       <w:r>
         <w:rPr>
-          <w:b w:val="1"/>
-          <w:bCs w:val="1"/>
+          <w:b/>
+          <w:bCs/>
         </w:rPr>
         <w:t>Test Closure:</w:t>
       </w:r>
       <w:r>
-        <w:rPr/>
         <w:t xml:space="preserve"> This w</w:t>
       </w:r>
       <w:r>
-        <w:rPr/>
         <w:t>ra</w:t>
       </w:r>
       <w:r>
-        <w:rPr/>
         <w:t xml:space="preserve">ps up the </w:t>
       </w:r>
       <w:r>
-        <w:rPr/>
         <w:t>evaluation</w:t>
       </w:r>
       <w:r>
-        <w:rPr/>
         <w:t xml:space="preserve">, </w:t>
       </w:r>
       <w:r>
-        <w:rPr/>
         <w:t xml:space="preserve">with </w:t>
       </w:r>
       <w:r>
-        <w:rPr/>
         <w:t xml:space="preserve">logged data exported to </w:t>
       </w:r>
       <w:r>
-        <w:rPr/>
         <w:t xml:space="preserve">a </w:t>
       </w:r>
       <w:r>
-        <w:rPr/>
         <w:t>readable format</w:t>
       </w:r>
       <w:r>
-        <w:rPr/>
         <w:t xml:space="preserve">, then </w:t>
       </w:r>
       <w:r>
-        <w:rPr/>
         <w:t>compared and plotted</w:t>
       </w:r>
       <w:r>
-        <w:rPr/>
         <w:t xml:space="preserve">. Finally, </w:t>
       </w:r>
       <w:r>
-        <w:rPr/>
         <w:t>the data was presented to the client</w:t>
       </w:r>
       <w:r>
-        <w:rPr/>
         <w:t>, and the poster was presented for marking.</w:t>
       </w:r>
     </w:p>
     <w:p>
       <w:pPr>
-        <w:pStyle w:val="Normal"/>
+        <w:rPr>
+          <w:b/>
+          <w:bCs/>
+          <w:u w:val="single"/>
+        </w:rPr>
       </w:pPr>
+      <w:r>
+        <w:rPr>
+          <w:b/>
+          <w:bCs/>
+          <w:u w:val="single"/>
+        </w:rPr>
+        <w:t>Finalised:</w:t>
+      </w:r>
     </w:p>
     <w:p>
       <w:pPr>
-        <w:pStyle w:val="Normal"/>
+        <w:spacing w:before="240" w:after="240"/>
       </w:pPr>
       <w:r>
-        <w:rPr/>
-        <w:t>EDITED:</w:t>
+        <w:t xml:space="preserve">Our project uses the </w:t>
+      </w:r>
+      <w:r>
+        <w:rPr>
+          <w:b/>
+          <w:bCs/>
+        </w:rPr>
+        <w:t xml:space="preserve">Software Testing Life Cycle (STLC) </w:t>
+      </w:r>
+      <w:r>
+        <w:t xml:space="preserve">methodology to systematically evaluate multiple operating systems. Its systematic approach and focus on testing </w:t>
+      </w:r>
+      <w:proofErr w:type="gramStart"/>
+      <w:r>
+        <w:t>lets</w:t>
+      </w:r>
+      <w:proofErr w:type="gramEnd"/>
+      <w:r>
+        <w:t xml:space="preserve"> us detect and resolve issues early (IEEE, 2022), ensuring a structured and reliable process (Joshi &amp; Kumari, 2022). </w:t>
+      </w:r>
+      <w:r>
+        <w:rPr>
+          <w:rFonts w:ascii="Calibri" w:eastAsia="Calibri" w:hAnsi="Calibri" w:cs="Calibri"/>
+          <w:color w:val="000000" w:themeColor="text1"/>
+        </w:rPr>
+        <w:t>‌</w:t>
       </w:r>
     </w:p>
     <w:p>
       <w:r>
-        <w:rPr/>
-        <w:t xml:space="preserve">Our project uses the </w:t>
-      </w:r>
-      <w:r>
         <w:rPr>
-          <w:b w:val="1"/>
-          <w:bCs w:val="1"/>
+          <w:b/>
+          <w:bCs/>
         </w:rPr>
-        <w:t>Software Testing Life Cycle (STLC)</w:t>
-      </w:r>
-      <w:r>
-        <w:rPr/>
-        <w:t xml:space="preserve"> </w:t>
-      </w:r>
-      <w:r>
-        <w:rPr/>
-        <w:t>methodology</w:t>
-      </w:r>
-      <w:r>
-        <w:rPr/>
-        <w:t xml:space="preserve"> to systematically evaluate multiple operating systems. </w:t>
-      </w:r>
-      <w:r>
-        <w:rPr/>
-        <w:t>Its focus on testing and its systematic approach lets us detect and review defects early, ensuring a structured and reliable process</w:t>
-      </w:r>
-      <w:r>
-        <w:rPr/>
-        <w:t xml:space="preserve"> (Joshi &amp; Kumari, 2022). </w:t>
+        <w:lastRenderedPageBreak/>
+        <w:t>Created &amp; reviewed</w:t>
+      </w:r>
+      <w:r>
+        <w:t xml:space="preserve"> documents to define scope, metrics (throughput, jitter, delay, packet loss), deliverables, and feasibility.</w:t>
       </w:r>
     </w:p>
     <w:p>
-      <w:pPr>
-        <w:pStyle w:val="Normal"/>
-      </w:pPr>
-    </w:p>
-    <w:p w14:noSpellErr="1">
-      <w:pPr>
-        <w:pStyle w:val="Normal"/>
+      <w:r>
         <w:rPr>
-          <w:rFonts w:ascii="Aptos" w:hAnsi="Aptos" w:eastAsia="Aptos" w:cs="Aptos"/>
-          <w:noProof w:val="0"/>
-          <w:sz w:val="24"/>
-          <w:szCs w:val="24"/>
-          <w:lang w:val="en-NZ"/>
+          <w:b/>
+          <w:bCs/>
         </w:rPr>
-      </w:pPr>
-      <w:r>
-        <w:rPr>
-          <w:b w:val="1"/>
-          <w:bCs w:val="1"/>
-        </w:rPr>
-        <w:t xml:space="preserve">Requirement Analysis: </w:t>
-      </w:r>
-      <w:r>
-        <w:rPr>
-          <w:rFonts w:ascii="Aptos" w:hAnsi="Aptos" w:eastAsia="Aptos" w:cs="Aptos"/>
-          <w:noProof w:val="0"/>
-          <w:sz w:val="24"/>
-          <w:szCs w:val="24"/>
-          <w:lang w:val="en-NZ"/>
-        </w:rPr>
-        <w:t xml:space="preserve">The </w:t>
-      </w:r>
-      <w:r>
-        <w:rPr>
-          <w:rFonts w:ascii="Aptos" w:hAnsi="Aptos" w:eastAsia="Aptos" w:cs="Aptos"/>
-          <w:noProof w:val="0"/>
-          <w:sz w:val="24"/>
-          <w:szCs w:val="24"/>
-          <w:lang w:val="en-NZ"/>
-        </w:rPr>
-        <w:t>team</w:t>
-      </w:r>
-      <w:r>
-        <w:rPr>
-          <w:rFonts w:ascii="Aptos" w:hAnsi="Aptos" w:eastAsia="Aptos" w:cs="Aptos"/>
-          <w:noProof w:val="0"/>
-          <w:sz w:val="24"/>
-          <w:szCs w:val="24"/>
-          <w:lang w:val="en-NZ"/>
-        </w:rPr>
-        <w:t xml:space="preserve"> </w:t>
-      </w:r>
-      <w:r>
-        <w:rPr>
-          <w:rFonts w:ascii="Aptos" w:hAnsi="Aptos" w:eastAsia="Aptos" w:cs="Aptos"/>
-          <w:noProof w:val="0"/>
-          <w:sz w:val="24"/>
-          <w:szCs w:val="24"/>
-          <w:lang w:val="en-NZ"/>
-        </w:rPr>
-        <w:t xml:space="preserve">created and reviewed all project documentation to ensure that scope, evaluation metrics (throughput, delay, jitter, loss), and deliverables are clearly defined and </w:t>
-      </w:r>
-      <w:r>
-        <w:rPr>
-          <w:rFonts w:ascii="Aptos" w:hAnsi="Aptos" w:eastAsia="Aptos" w:cs="Aptos"/>
-          <w:noProof w:val="0"/>
-          <w:sz w:val="24"/>
-          <w:szCs w:val="24"/>
-          <w:lang w:val="en-NZ"/>
-        </w:rPr>
-        <w:t>feasible</w:t>
-      </w:r>
-      <w:r>
-        <w:rPr>
-          <w:rFonts w:ascii="Aptos" w:hAnsi="Aptos" w:eastAsia="Aptos" w:cs="Aptos"/>
-          <w:noProof w:val="0"/>
-          <w:sz w:val="24"/>
-          <w:szCs w:val="24"/>
-          <w:lang w:val="en-NZ"/>
-        </w:rPr>
-        <w:t>.</w:t>
-      </w:r>
-    </w:p>
-    <w:p w14:noSpellErr="1">
-      <w:r>
-        <w:rPr>
-          <w:b w:val="1"/>
-          <w:bCs w:val="1"/>
-        </w:rPr>
-        <w:t>Test Planning:</w:t>
-      </w:r>
-      <w:r>
-        <w:rPr/>
-        <w:t xml:space="preserve"> </w:t>
-      </w:r>
-      <w:r>
-        <w:rPr/>
-        <w:t xml:space="preserve"> </w:t>
-      </w:r>
-      <w:r>
-        <w:rPr/>
-        <w:t>E</w:t>
-      </w:r>
-      <w:r>
-        <w:rPr/>
-        <w:t>valuation</w:t>
-      </w:r>
-      <w:r>
-        <w:rPr/>
-        <w:t xml:space="preserve"> </w:t>
-      </w:r>
-      <w:r>
-        <w:rPr/>
-        <w:t>tools,</w:t>
-      </w:r>
-      <w:r>
-        <w:rPr/>
-        <w:t xml:space="preserve"> scenarios</w:t>
-      </w:r>
-      <w:r>
-        <w:rPr/>
-        <w:t>, and environment are defined. Ensures upskilling aligns with planning needs</w:t>
-      </w:r>
-      <w:r>
-        <w:rPr/>
-        <w:t xml:space="preserve">. </w:t>
-      </w:r>
-      <w:r>
-        <w:rPr/>
-        <w:t>The t</w:t>
-      </w:r>
-      <w:r>
-        <w:rPr/>
-        <w:t xml:space="preserve">eam finalised the choice of using D-ITG over </w:t>
-      </w:r>
-      <w:r>
-        <w:rPr/>
-        <w:t>iPerf</w:t>
-      </w:r>
-      <w:r>
-        <w:rPr/>
-        <w:t>, as per the client’s request.</w:t>
+        <w:t xml:space="preserve">Defined </w:t>
+      </w:r>
+      <w:r>
+        <w:t>tools, scenarios, environment; aligned upskilling. Finalised D-ITG over iPerf per client request.</w:t>
       </w:r>
     </w:p>
     <w:p>
       <w:r>
         <w:rPr>
-          <w:b w:val="1"/>
-          <w:bCs w:val="1"/>
+          <w:b/>
+          <w:bCs/>
         </w:rPr>
-        <w:t>Test Case Development:</w:t>
-      </w:r>
-      <w:r>
-        <w:rPr/>
-        <w:t xml:space="preserve"> Development of the evaluation process is based on the documentation </w:t>
-      </w:r>
-      <w:r>
-        <w:rPr/>
-        <w:t xml:space="preserve">prepared </w:t>
-      </w:r>
-      <w:r>
-        <w:rPr/>
-        <w:t xml:space="preserve">in the </w:t>
-      </w:r>
-      <w:r>
-        <w:rPr/>
-        <w:t>previous</w:t>
-      </w:r>
-      <w:r>
-        <w:rPr/>
-        <w:t xml:space="preserve"> phase. As per STLC, this phase had multiple iterations for each operating system to ensure </w:t>
-      </w:r>
-      <w:r>
-        <w:rPr/>
-        <w:t>accurate</w:t>
-      </w:r>
-      <w:r>
-        <w:rPr/>
-        <w:t xml:space="preserve"> and reliable </w:t>
-      </w:r>
-      <w:r>
-        <w:rPr/>
-        <w:t>data.</w:t>
+        <w:t>Built</w:t>
+      </w:r>
+      <w:r>
+        <w:t xml:space="preserve"> the evaluation process from planning documents; iterated per OS for accuracy and reliability.</w:t>
       </w:r>
     </w:p>
     <w:p>
       <w:r>
         <w:rPr>
-          <w:b w:val="1"/>
-          <w:bCs w:val="1"/>
+          <w:b/>
+          <w:bCs/>
         </w:rPr>
-        <w:t>T</w:t>
-      </w:r>
-      <w:r>
-        <w:rPr>
-          <w:b w:val="1"/>
-          <w:bCs w:val="1"/>
-        </w:rPr>
-        <w:t>est Environment Setup:</w:t>
-      </w:r>
-      <w:r>
-        <w:rPr/>
-        <w:t xml:space="preserve"> This involves setting up hardware and software - in our case, a daisy chain network topology of 4 computers, each with a Linux-based operating system installed. This phase was iterated three times, once per </w:t>
-      </w:r>
-      <w:r>
-        <w:rPr/>
-        <w:t>OS.</w:t>
+        <w:t xml:space="preserve">Configured </w:t>
+      </w:r>
+      <w:r>
+        <w:t>a daisy chain topology of four Linux PCs with IPv4 and IPv6 addresses.</w:t>
       </w:r>
     </w:p>
     <w:p>
       <w:r>
         <w:rPr>
-          <w:b w:val="1"/>
-          <w:bCs w:val="1"/>
+          <w:b/>
+          <w:bCs/>
         </w:rPr>
-        <w:t>Test</w:t>
-      </w:r>
-      <w:r>
-        <w:rPr>
-          <w:b w:val="1"/>
-          <w:bCs w:val="1"/>
-        </w:rPr>
-        <w:t xml:space="preserve"> Execution:</w:t>
-      </w:r>
-      <w:r>
-        <w:rPr/>
-        <w:t xml:space="preserve"> The actual process of conducting the evaluation, where all 4 computers were connected, scripts were executed to send traffic from the sender to receiver via the routers, and data was recorded in logs.</w:t>
-      </w:r>
-    </w:p>
-    <w:p w14:noSpellErr="1">
-      <w:r>
-        <w:rPr>
-          <w:b w:val="1"/>
-          <w:bCs w:val="1"/>
-        </w:rPr>
-        <w:t>Test Closure:</w:t>
-      </w:r>
-      <w:r>
-        <w:rPr/>
-        <w:t xml:space="preserve"> This wraps up the evaluation, with logged data exported to a readable format, then compared and plotted. Finally, the data was presented to the client, and the poster was presented for marking.</w:t>
+        <w:t>Ran</w:t>
+      </w:r>
+      <w:r>
+        <w:t xml:space="preserve"> scripts to produce traffic: </w:t>
+      </w:r>
+      <w:r>
+        <w:br/>
+      </w:r>
+      <w:r>
+        <w:t>sender → routers → receiver</w:t>
+      </w:r>
+      <w:r>
+        <w:br/>
+      </w:r>
+      <w:r>
+        <w:t>Logged results.</w:t>
       </w:r>
     </w:p>
     <w:p>
-      <w:pPr>
-        <w:pStyle w:val="Normal"/>
-      </w:pPr>
+      <w:r>
+        <w:rPr>
+          <w:b/>
+          <w:bCs/>
+        </w:rPr>
+        <w:t xml:space="preserve">Exported </w:t>
+      </w:r>
+      <w:r>
+        <w:t>logs, compared/plotted results, delivered to client, and submitted the poster.</w:t>
+      </w:r>
     </w:p>
     <w:p/>
-    <w:p>
-      <w:pPr>
-        <w:pStyle w:val="Normal"/>
-        <w:rPr>
-          <w:rFonts w:ascii="Aptos" w:hAnsi="Aptos" w:eastAsia="Aptos" w:cs="Aptos"/>
-          <w:noProof w:val="0"/>
-          <w:sz w:val="24"/>
-          <w:szCs w:val="24"/>
-          <w:lang w:val="en-NZ"/>
-        </w:rPr>
-      </w:pPr>
-    </w:p>
-    <w:p>
-      <w:pPr>
-        <w:pStyle w:val="Normal"/>
-      </w:pPr>
-    </w:p>
-    <w:p>
-      <w:pPr>
-        <w:pStyle w:val="Normal"/>
-      </w:pPr>
-      <w:r>
-        <w:rPr/>
-        <w:t xml:space="preserve">Reference: </w:t>
-      </w:r>
-    </w:p>
-    <w:p>
-      <w:pPr>
-        <w:pStyle w:val="Normal"/>
-      </w:pPr>
-    </w:p>
-    <w:p>
-      <w:pPr>
-        <w:spacing w:before="0" w:beforeAutospacing="off" w:after="0" w:afterAutospacing="off"/>
-        <w:ind w:left="720" w:right="0" w:hanging="720"/>
-      </w:pPr>
-      <w:r>
-        <w:rPr>
-          <w:rFonts w:ascii="Calibri" w:hAnsi="Calibri" w:eastAsia="Calibri" w:cs="Calibri"/>
-          <w:b w:val="0"/>
-          <w:bCs w:val="0"/>
-          <w:i w:val="0"/>
-          <w:iCs w:val="0"/>
-          <w:caps w:val="0"/>
-          <w:smallCaps w:val="0"/>
-          <w:noProof w:val="0"/>
-          <w:color w:val="000000" w:themeColor="text1" w:themeTint="FF" w:themeShade="FF"/>
-          <w:sz w:val="27"/>
-          <w:szCs w:val="27"/>
-          <w:lang w:val="en-NZ"/>
-        </w:rPr>
-        <w:t xml:space="preserve">Joshi, S., &amp; Kumari, I. (2022, November 1). </w:t>
-      </w:r>
-      <w:r>
-        <w:rPr>
-          <w:rFonts w:ascii="Calibri" w:hAnsi="Calibri" w:eastAsia="Calibri" w:cs="Calibri"/>
-          <w:b w:val="0"/>
-          <w:bCs w:val="0"/>
-          <w:i w:val="1"/>
-          <w:iCs w:val="1"/>
-          <w:caps w:val="0"/>
-          <w:smallCaps w:val="0"/>
-          <w:noProof w:val="0"/>
-          <w:color w:val="000000" w:themeColor="text1" w:themeTint="FF" w:themeShade="FF"/>
-          <w:sz w:val="27"/>
-          <w:szCs w:val="27"/>
-          <w:lang w:val="en-NZ"/>
-        </w:rPr>
-        <w:t>Analyses of Software Testing Approaches</w:t>
-      </w:r>
-      <w:r>
-        <w:rPr>
-          <w:rFonts w:ascii="Calibri" w:hAnsi="Calibri" w:eastAsia="Calibri" w:cs="Calibri"/>
-          <w:b w:val="0"/>
-          <w:bCs w:val="0"/>
-          <w:i w:val="0"/>
-          <w:iCs w:val="0"/>
-          <w:caps w:val="0"/>
-          <w:smallCaps w:val="0"/>
-          <w:noProof w:val="0"/>
-          <w:color w:val="000000" w:themeColor="text1" w:themeTint="FF" w:themeShade="FF"/>
-          <w:sz w:val="27"/>
-          <w:szCs w:val="27"/>
-          <w:lang w:val="en-NZ"/>
-        </w:rPr>
-        <w:t xml:space="preserve">. IEEE Xplore. </w:t>
-      </w:r>
-      <w:hyperlink r:id="R20d2eac8e7e64d6e">
-        <w:r>
-          <w:rPr>
-            <w:rStyle w:val="Hyperlink"/>
-            <w:rFonts w:ascii="Calibri" w:hAnsi="Calibri" w:eastAsia="Calibri" w:cs="Calibri"/>
-            <w:b w:val="0"/>
-            <w:bCs w:val="0"/>
-            <w:i w:val="0"/>
-            <w:iCs w:val="0"/>
-            <w:caps w:val="0"/>
-            <w:smallCaps w:val="0"/>
-            <w:noProof w:val="0"/>
-            <w:sz w:val="27"/>
-            <w:szCs w:val="27"/>
-            <w:lang w:val="en-NZ"/>
-          </w:rPr>
-          <w:t>https://doi.org/10.1109/IIHC55949.2022.10060147</w:t>
-        </w:r>
-      </w:hyperlink>
-    </w:p>
-    <w:p>
-      <w:pPr>
-        <w:spacing w:before="240" w:beforeAutospacing="off" w:after="240" w:afterAutospacing="off"/>
-      </w:pPr>
-      <w:r>
-        <w:rPr>
-          <w:rFonts w:ascii="Calibri" w:hAnsi="Calibri" w:eastAsia="Calibri" w:cs="Calibri"/>
-          <w:b w:val="0"/>
-          <w:bCs w:val="0"/>
-          <w:i w:val="0"/>
-          <w:iCs w:val="0"/>
-          <w:caps w:val="0"/>
-          <w:smallCaps w:val="0"/>
-          <w:noProof w:val="0"/>
-          <w:color w:val="000000" w:themeColor="text1" w:themeTint="FF" w:themeShade="FF"/>
-          <w:sz w:val="24"/>
-          <w:szCs w:val="24"/>
-          <w:lang w:val="en-NZ"/>
-        </w:rPr>
-        <w:t>‌</w:t>
-      </w:r>
-    </w:p>
-    <w:p>
-      <w:pPr>
-        <w:pStyle w:val="Normal"/>
-      </w:pPr>
-    </w:p>
     <w:sectPr>
-      <w:pgSz w:w="12240" w:h="15840" w:orient="portrait"/>
+      <w:headerReference w:type="default" r:id="rId7"/>
+      <w:footerReference w:type="default" r:id="rId8"/>
+      <w:pgSz w:w="12240" w:h="15840"/>
       <w:pgMar w:top="1440" w:right="1440" w:bottom="1440" w:left="1440" w:header="720" w:footer="720" w:gutter="0"/>
       <w:cols w:space="720"/>
       <w:docGrid w:linePitch="360"/>
-      <w:headerReference w:type="default" r:id="R0618015f9f1e4c24"/>
-      <w:footerReference w:type="default" r:id="Rbcf99510526d43fe"/>
     </w:sectPr>
   </w:body>
 </w:document>
@@ -971,12 +675,10 @@
 </w:endnotes>
 </file>
 
-<file path=word/footer.xml><?xml version="1.0" encoding="utf-8"?>
-<w:ftr xmlns:w14="http://schemas.microsoft.com/office/word/2010/wordml" xmlns:w="http://schemas.openxmlformats.org/wordprocessingml/2006/main">
+<file path=word/footer1.xml><?xml version="1.0" encoding="utf-8"?>
+<w:ftr xmlns:wpc="http://schemas.microsoft.com/office/word/2010/wordprocessingCanvas" xmlns:cx="http://schemas.microsoft.com/office/drawing/2014/chartex" xmlns:cx1="http://schemas.microsoft.com/office/drawing/2015/9/8/chartex" xmlns:cx2="http://schemas.microsoft.com/office/drawing/2015/10/21/chartex" xmlns:cx3="http://schemas.microsoft.com/office/drawing/2016/5/9/chartex" xmlns:cx4="http://schemas.microsoft.com/office/drawing/2016/5/10/chartex" xmlns:cx5="http://schemas.microsoft.com/office/drawing/2016/5/11/chartex" xmlns:cx6="http://schemas.microsoft.com/office/drawing/2016/5/12/chartex" xmlns:cx7="http://schemas.microsoft.com/office/drawing/2016/5/13/chartex" xmlns:cx8="http://schemas.microsoft.com/office/drawing/2016/5/14/chartex" xmlns:mc="http://schemas.openxmlformats.org/markup-compatibility/2006" xmlns:aink="http://schemas.microsoft.com/office/drawing/2016/ink" xmlns:am3d="http://schemas.microsoft.com/office/drawing/2017/model3d" xmlns:o="urn:schemas-microsoft-com:office:office" xmlns:oel="http://schemas.microsoft.com/office/2019/extlst" xmlns:r="http://schemas.openxmlformats.org/officeDocument/2006/relationships" xmlns:m="http://schemas.openxmlformats.org/officeDocument/2006/math" xmlns:v="urn:schemas-microsoft-com:vml" xmlns:wp14="http://schemas.microsoft.com/office/word/2010/wordprocessingDrawing" xmlns:wp="http://schemas.openxmlformats.org/drawingml/2006/wordprocessingDrawing" xmlns:w10="urn:schemas-microsoft-com:office:word" xmlns:w="http://schemas.openxmlformats.org/wordprocessingml/2006/main" xmlns:w14="http://schemas.microsoft.com/office/word/2010/wordml" xmlns:w15="http://schemas.microsoft.com/office/word/2012/wordml" xmlns:w16cex="http://schemas.microsoft.com/office/word/2018/wordml/cex" xmlns:w16cid="http://schemas.microsoft.com/office/word/2016/wordml/cid" xmlns:w16="http://schemas.microsoft.com/office/word/2018/wordml" xmlns:w16du="http://schemas.microsoft.com/office/word/2023/wordml/word16du" xmlns:w16sdtdh="http://schemas.microsoft.com/office/word/2020/wordml/sdtdatahash" xmlns:w16sdtfl="http://schemas.microsoft.com/office/word/2024/wordml/sdtformatlock" xmlns:w16se="http://schemas.microsoft.com/office/word/2015/wordml/symex" xmlns:wpg="http://schemas.microsoft.com/office/word/2010/wordprocessingGroup" xmlns:wpi="http://schemas.microsoft.com/office/word/2010/wordprocessingInk" xmlns:wne="http://schemas.microsoft.com/office/word/2006/wordml" xmlns:wps="http://schemas.microsoft.com/office/word/2010/wordprocessingShape" mc:Ignorable="w14 w15 w16se w16cid w16 w16cex w16sdtdh w16sdtfl w16du wp14">
   <w:tbl>
     <w:tblPr>
-      <w:tblStyle w:val="TableNormal"/>
-      <w:bidiVisual w:val="0"/>
       <w:tblW w:w="0" w:type="auto"/>
       <w:tblLayout w:type="fixed"/>
       <w:tblLook w:val="06A0" w:firstRow="1" w:lastRow="0" w:firstColumn="1" w:lastColumn="0" w:noHBand="1" w:noVBand="1"/>
@@ -993,26 +695,21 @@
       <w:tc>
         <w:tcPr>
           <w:tcW w:w="3120" w:type="dxa"/>
-          <w:tcMar/>
         </w:tcPr>
         <w:p>
           <w:pPr>
             <w:pStyle w:val="Header"/>
-            <w:bidi w:val="0"/>
             <w:ind w:left="-115"/>
-            <w:jc w:val="left"/>
           </w:pPr>
         </w:p>
       </w:tc>
       <w:tc>
         <w:tcPr>
           <w:tcW w:w="3120" w:type="dxa"/>
-          <w:tcMar/>
         </w:tcPr>
         <w:p>
           <w:pPr>
             <w:pStyle w:val="Header"/>
-            <w:bidi w:val="0"/>
             <w:jc w:val="center"/>
           </w:pPr>
         </w:p>
@@ -1020,12 +717,10 @@
       <w:tc>
         <w:tcPr>
           <w:tcW w:w="3120" w:type="dxa"/>
-          <w:tcMar/>
         </w:tcPr>
         <w:p>
           <w:pPr>
             <w:pStyle w:val="Header"/>
-            <w:bidi w:val="0"/>
             <w:ind w:right="-115"/>
             <w:jc w:val="right"/>
           </w:pPr>
@@ -1036,7 +731,6 @@
   <w:p>
     <w:pPr>
       <w:pStyle w:val="Footer"/>
-      <w:bidi w:val="0"/>
     </w:pPr>
   </w:p>
 </w:ftr>
@@ -1067,12 +761,10 @@
 </w:footnotes>
 </file>
 
-<file path=word/header.xml><?xml version="1.0" encoding="utf-8"?>
-<w:hdr xmlns:w14="http://schemas.microsoft.com/office/word/2010/wordml" xmlns:w="http://schemas.openxmlformats.org/wordprocessingml/2006/main">
+<file path=word/header1.xml><?xml version="1.0" encoding="utf-8"?>
+<w:hdr xmlns:wpc="http://schemas.microsoft.com/office/word/2010/wordprocessingCanvas" xmlns:cx="http://schemas.microsoft.com/office/drawing/2014/chartex" xmlns:cx1="http://schemas.microsoft.com/office/drawing/2015/9/8/chartex" xmlns:cx2="http://schemas.microsoft.com/office/drawing/2015/10/21/chartex" xmlns:cx3="http://schemas.microsoft.com/office/drawing/2016/5/9/chartex" xmlns:cx4="http://schemas.microsoft.com/office/drawing/2016/5/10/chartex" xmlns:cx5="http://schemas.microsoft.com/office/drawing/2016/5/11/chartex" xmlns:cx6="http://schemas.microsoft.com/office/drawing/2016/5/12/chartex" xmlns:cx7="http://schemas.microsoft.com/office/drawing/2016/5/13/chartex" xmlns:cx8="http://schemas.microsoft.com/office/drawing/2016/5/14/chartex" xmlns:mc="http://schemas.openxmlformats.org/markup-compatibility/2006" xmlns:aink="http://schemas.microsoft.com/office/drawing/2016/ink" xmlns:am3d="http://schemas.microsoft.com/office/drawing/2017/model3d" xmlns:o="urn:schemas-microsoft-com:office:office" xmlns:oel="http://schemas.microsoft.com/office/2019/extlst" xmlns:r="http://schemas.openxmlformats.org/officeDocument/2006/relationships" xmlns:m="http://schemas.openxmlformats.org/officeDocument/2006/math" xmlns:v="urn:schemas-microsoft-com:vml" xmlns:wp14="http://schemas.microsoft.com/office/word/2010/wordprocessingDrawing" xmlns:wp="http://schemas.openxmlformats.org/drawingml/2006/wordprocessingDrawing" xmlns:w10="urn:schemas-microsoft-com:office:word" xmlns:w="http://schemas.openxmlformats.org/wordprocessingml/2006/main" xmlns:w14="http://schemas.microsoft.com/office/word/2010/wordml" xmlns:w15="http://schemas.microsoft.com/office/word/2012/wordml" xmlns:w16cex="http://schemas.microsoft.com/office/word/2018/wordml/cex" xmlns:w16cid="http://schemas.microsoft.com/office/word/2016/wordml/cid" xmlns:w16="http://schemas.microsoft.com/office/word/2018/wordml" xmlns:w16du="http://schemas.microsoft.com/office/word/2023/wordml/word16du" xmlns:w16sdtdh="http://schemas.microsoft.com/office/word/2020/wordml/sdtdatahash" xmlns:w16sdtfl="http://schemas.microsoft.com/office/word/2024/wordml/sdtformatlock" xmlns:w16se="http://schemas.microsoft.com/office/word/2015/wordml/symex" xmlns:wpg="http://schemas.microsoft.com/office/word/2010/wordprocessingGroup" xmlns:wpi="http://schemas.microsoft.com/office/word/2010/wordprocessingInk" xmlns:wne="http://schemas.microsoft.com/office/word/2006/wordml" xmlns:wps="http://schemas.microsoft.com/office/word/2010/wordprocessingShape" mc:Ignorable="w14 w15 w16se w16cid w16 w16cex w16sdtdh w16sdtfl w16du wp14">
   <w:tbl>
     <w:tblPr>
-      <w:tblStyle w:val="TableNormal"/>
-      <w:bidiVisual w:val="0"/>
       <w:tblW w:w="0" w:type="auto"/>
       <w:tblLayout w:type="fixed"/>
       <w:tblLook w:val="06A0" w:firstRow="1" w:lastRow="0" w:firstColumn="1" w:lastColumn="0" w:noHBand="1" w:noVBand="1"/>
@@ -1089,26 +781,21 @@
       <w:tc>
         <w:tcPr>
           <w:tcW w:w="3120" w:type="dxa"/>
-          <w:tcMar/>
         </w:tcPr>
         <w:p>
           <w:pPr>
             <w:pStyle w:val="Header"/>
-            <w:bidi w:val="0"/>
             <w:ind w:left="-115"/>
-            <w:jc w:val="left"/>
           </w:pPr>
         </w:p>
       </w:tc>
       <w:tc>
         <w:tcPr>
           <w:tcW w:w="3120" w:type="dxa"/>
-          <w:tcMar/>
         </w:tcPr>
         <w:p>
           <w:pPr>
             <w:pStyle w:val="Header"/>
-            <w:bidi w:val="0"/>
             <w:jc w:val="center"/>
           </w:pPr>
         </w:p>
@@ -1116,12 +803,10 @@
       <w:tc>
         <w:tcPr>
           <w:tcW w:w="3120" w:type="dxa"/>
-          <w:tcMar/>
         </w:tcPr>
         <w:p>
           <w:pPr>
             <w:pStyle w:val="Header"/>
-            <w:bidi w:val="0"/>
             <w:ind w:right="-115"/>
             <w:jc w:val="right"/>
           </w:pPr>
@@ -1132,7 +817,6 @@
   <w:p>
     <w:pPr>
       <w:pStyle w:val="Header"/>
-      <w:bidi w:val="0"/>
     </w:pPr>
   </w:p>
 </w:hdr>
@@ -1143,7 +827,7 @@
   <w:docDefaults>
     <w:rPrDefault>
       <w:rPr>
-        <w:rFonts w:asciiTheme="minorHAnsi" w:hAnsiTheme="minorHAnsi" w:eastAsiaTheme="minorEastAsia" w:cstheme="minorBidi"/>
+        <w:rFonts w:asciiTheme="minorHAnsi" w:eastAsiaTheme="minorEastAsia" w:hAnsiTheme="minorHAnsi" w:cstheme="minorBidi"/>
         <w:sz w:val="24"/>
         <w:szCs w:val="24"/>
         <w:lang w:val="en-US" w:eastAsia="ja-JP" w:bidi="ar-SA"/>
@@ -1158,14 +842,14 @@
   <w:latentStyles w:defLockedState="0" w:defUIPriority="99" w:defSemiHidden="0" w:defUnhideWhenUsed="0" w:defQFormat="0" w:count="376">
     <w:lsdException w:name="Normal" w:uiPriority="0" w:qFormat="1"/>
     <w:lsdException w:name="heading 1" w:uiPriority="9" w:qFormat="1"/>
-    <w:lsdException w:name="heading 2" w:uiPriority="9" w:semiHidden="1" w:unhideWhenUsed="1" w:qFormat="1"/>
-    <w:lsdException w:name="heading 3" w:uiPriority="9" w:semiHidden="1" w:unhideWhenUsed="1" w:qFormat="1"/>
-    <w:lsdException w:name="heading 4" w:uiPriority="9" w:semiHidden="1" w:unhideWhenUsed="1" w:qFormat="1"/>
-    <w:lsdException w:name="heading 5" w:uiPriority="9" w:semiHidden="1" w:unhideWhenUsed="1" w:qFormat="1"/>
-    <w:lsdException w:name="heading 6" w:uiPriority="9" w:semiHidden="1" w:unhideWhenUsed="1" w:qFormat="1"/>
-    <w:lsdException w:name="heading 7" w:uiPriority="9" w:semiHidden="1" w:unhideWhenUsed="1" w:qFormat="1"/>
-    <w:lsdException w:name="heading 8" w:uiPriority="9" w:semiHidden="1" w:unhideWhenUsed="1" w:qFormat="1"/>
-    <w:lsdException w:name="heading 9" w:uiPriority="9" w:semiHidden="1" w:unhideWhenUsed="1" w:qFormat="1"/>
+    <w:lsdException w:name="heading 2" w:semiHidden="1" w:uiPriority="9" w:unhideWhenUsed="1" w:qFormat="1"/>
+    <w:lsdException w:name="heading 3" w:semiHidden="1" w:uiPriority="9" w:unhideWhenUsed="1" w:qFormat="1"/>
+    <w:lsdException w:name="heading 4" w:semiHidden="1" w:uiPriority="9" w:unhideWhenUsed="1" w:qFormat="1"/>
+    <w:lsdException w:name="heading 5" w:semiHidden="1" w:uiPriority="9" w:unhideWhenUsed="1" w:qFormat="1"/>
+    <w:lsdException w:name="heading 6" w:semiHidden="1" w:uiPriority="9" w:unhideWhenUsed="1" w:qFormat="1"/>
+    <w:lsdException w:name="heading 7" w:semiHidden="1" w:uiPriority="9" w:unhideWhenUsed="1" w:qFormat="1"/>
+    <w:lsdException w:name="heading 8" w:semiHidden="1" w:uiPriority="9" w:unhideWhenUsed="1" w:qFormat="1"/>
+    <w:lsdException w:name="heading 9" w:semiHidden="1" w:uiPriority="9" w:unhideWhenUsed="1" w:qFormat="1"/>
     <w:lsdException w:name="index 1" w:semiHidden="1" w:unhideWhenUsed="1"/>
     <w:lsdException w:name="index 2" w:semiHidden="1" w:unhideWhenUsed="1"/>
     <w:lsdException w:name="index 3" w:semiHidden="1" w:unhideWhenUsed="1"/>
@@ -1175,22 +859,22 @@
     <w:lsdException w:name="index 7" w:semiHidden="1" w:unhideWhenUsed="1"/>
     <w:lsdException w:name="index 8" w:semiHidden="1" w:unhideWhenUsed="1"/>
     <w:lsdException w:name="index 9" w:semiHidden="1" w:unhideWhenUsed="1"/>
-    <w:lsdException w:name="toc 1" w:uiPriority="39" w:semiHidden="1" w:unhideWhenUsed="1"/>
-    <w:lsdException w:name="toc 2" w:uiPriority="39" w:semiHidden="1" w:unhideWhenUsed="1"/>
-    <w:lsdException w:name="toc 3" w:uiPriority="39" w:semiHidden="1" w:unhideWhenUsed="1"/>
-    <w:lsdException w:name="toc 4" w:uiPriority="39" w:semiHidden="1" w:unhideWhenUsed="1"/>
-    <w:lsdException w:name="toc 5" w:uiPriority="39" w:semiHidden="1" w:unhideWhenUsed="1"/>
-    <w:lsdException w:name="toc 6" w:uiPriority="39" w:semiHidden="1" w:unhideWhenUsed="1"/>
-    <w:lsdException w:name="toc 7" w:uiPriority="39" w:semiHidden="1" w:unhideWhenUsed="1"/>
-    <w:lsdException w:name="toc 8" w:uiPriority="39" w:semiHidden="1" w:unhideWhenUsed="1"/>
-    <w:lsdException w:name="toc 9" w:uiPriority="39" w:semiHidden="1" w:unhideWhenUsed="1"/>
+    <w:lsdException w:name="toc 1" w:semiHidden="1" w:uiPriority="39" w:unhideWhenUsed="1"/>
+    <w:lsdException w:name="toc 2" w:semiHidden="1" w:uiPriority="39" w:unhideWhenUsed="1"/>
+    <w:lsdException w:name="toc 3" w:semiHidden="1" w:uiPriority="39" w:unhideWhenUsed="1"/>
+    <w:lsdException w:name="toc 4" w:semiHidden="1" w:uiPriority="39" w:unhideWhenUsed="1"/>
+    <w:lsdException w:name="toc 5" w:semiHidden="1" w:uiPriority="39" w:unhideWhenUsed="1"/>
+    <w:lsdException w:name="toc 6" w:semiHidden="1" w:uiPriority="39" w:unhideWhenUsed="1"/>
+    <w:lsdException w:name="toc 7" w:semiHidden="1" w:uiPriority="39" w:unhideWhenUsed="1"/>
+    <w:lsdException w:name="toc 8" w:semiHidden="1" w:uiPriority="39" w:unhideWhenUsed="1"/>
+    <w:lsdException w:name="toc 9" w:semiHidden="1" w:uiPriority="39" w:unhideWhenUsed="1"/>
     <w:lsdException w:name="Normal Indent" w:semiHidden="1" w:unhideWhenUsed="1"/>
     <w:lsdException w:name="footnote text" w:semiHidden="1" w:unhideWhenUsed="1"/>
     <w:lsdException w:name="annotation text" w:semiHidden="1" w:unhideWhenUsed="1"/>
     <w:lsdException w:name="header" w:semiHidden="1" w:unhideWhenUsed="1"/>
     <w:lsdException w:name="footer" w:semiHidden="1" w:unhideWhenUsed="1"/>
     <w:lsdException w:name="index heading" w:semiHidden="1" w:unhideWhenUsed="1"/>
-    <w:lsdException w:name="caption" w:uiPriority="35" w:semiHidden="1" w:unhideWhenUsed="1" w:qFormat="1"/>
+    <w:lsdException w:name="caption" w:semiHidden="1" w:uiPriority="35" w:unhideWhenUsed="1" w:qFormat="1"/>
     <w:lsdException w:name="table of figures" w:semiHidden="1" w:unhideWhenUsed="1"/>
     <w:lsdException w:name="envelope address" w:semiHidden="1" w:unhideWhenUsed="1"/>
     <w:lsdException w:name="envelope return" w:semiHidden="1" w:unhideWhenUsed="1"/>
@@ -1221,7 +905,7 @@
     <w:lsdException w:name="Title" w:uiPriority="10" w:qFormat="1"/>
     <w:lsdException w:name="Closing" w:semiHidden="1" w:unhideWhenUsed="1"/>
     <w:lsdException w:name="Signature" w:semiHidden="1" w:unhideWhenUsed="1"/>
-    <w:lsdException w:name="Default Paragraph Font" w:uiPriority="1" w:semiHidden="1" w:unhideWhenUsed="1"/>
+    <w:lsdException w:name="Default Paragraph Font" w:semiHidden="1" w:uiPriority="1" w:unhideWhenUsed="1"/>
     <w:lsdException w:name="Body Text" w:semiHidden="1" w:unhideWhenUsed="1"/>
     <w:lsdException w:name="Body Text Indent" w:semiHidden="1" w:unhideWhenUsed="1"/>
     <w:lsdException w:name="List Continue" w:semiHidden="1" w:unhideWhenUsed="1"/>
@@ -1421,8 +1105,8 @@
     <w:lsdException w:name="Subtle Reference" w:uiPriority="31" w:qFormat="1"/>
     <w:lsdException w:name="Intense Reference" w:uiPriority="32" w:qFormat="1"/>
     <w:lsdException w:name="Book Title" w:uiPriority="33" w:qFormat="1"/>
-    <w:lsdException w:name="Bibliography" w:uiPriority="37" w:semiHidden="1" w:unhideWhenUsed="1"/>
-    <w:lsdException w:name="TOC Heading" w:uiPriority="39" w:semiHidden="1" w:unhideWhenUsed="1" w:qFormat="1"/>
+    <w:lsdException w:name="Bibliography" w:semiHidden="1" w:uiPriority="37" w:unhideWhenUsed="1"/>
+    <w:lsdException w:name="TOC Heading" w:semiHidden="1" w:uiPriority="39" w:unhideWhenUsed="1" w:qFormat="1"/>
     <w:lsdException w:name="Plain Table 1" w:uiPriority="41"/>
     <w:lsdException w:name="Plain Table 2" w:uiPriority="42"/>
     <w:lsdException w:name="Plain Table 3" w:uiPriority="43"/>
@@ -1533,7 +1217,7 @@
     <w:lsdException w:name="Unresolved Mention" w:semiHidden="1" w:unhideWhenUsed="1"/>
     <w:lsdException w:name="Smart Link" w:semiHidden="1" w:unhideWhenUsed="1"/>
   </w:latentStyles>
-  <w:style w:type="paragraph" w:styleId="Normal" w:default="1">
+  <w:style w:type="paragraph" w:default="1" w:styleId="Normal">
     <w:name w:val="Normal"/>
     <w:qFormat/>
     <w:rPr>
@@ -1554,7 +1238,7 @@
       <w:outlineLvl w:val="0"/>
     </w:pPr>
     <w:rPr>
-      <w:rFonts w:asciiTheme="majorHAnsi" w:hAnsiTheme="majorHAnsi" w:eastAsiaTheme="majorEastAsia" w:cstheme="majorBidi"/>
+      <w:rFonts w:asciiTheme="majorHAnsi" w:eastAsiaTheme="majorEastAsia" w:hAnsiTheme="majorHAnsi" w:cstheme="majorBidi"/>
       <w:color w:val="0F4761" w:themeColor="accent1" w:themeShade="BF"/>
       <w:sz w:val="40"/>
       <w:szCs w:val="40"/>
@@ -1575,7 +1259,7 @@
       <w:outlineLvl w:val="1"/>
     </w:pPr>
     <w:rPr>
-      <w:rFonts w:asciiTheme="majorHAnsi" w:hAnsiTheme="majorHAnsi" w:eastAsiaTheme="majorEastAsia" w:cstheme="majorBidi"/>
+      <w:rFonts w:asciiTheme="majorHAnsi" w:eastAsiaTheme="majorEastAsia" w:hAnsiTheme="majorHAnsi" w:cstheme="majorBidi"/>
       <w:color w:val="0F4761" w:themeColor="accent1" w:themeShade="BF"/>
       <w:sz w:val="32"/>
       <w:szCs w:val="32"/>
@@ -1722,12 +1406,12 @@
       <w:color w:val="272727" w:themeColor="text1" w:themeTint="D8"/>
     </w:rPr>
   </w:style>
-  <w:style w:type="character" w:styleId="DefaultParagraphFont" w:default="1">
+  <w:style w:type="character" w:default="1" w:styleId="DefaultParagraphFont">
     <w:name w:val="Default Paragraph Font"/>
     <w:uiPriority w:val="1"/>
     <w:unhideWhenUsed/>
   </w:style>
-  <w:style w:type="table" w:styleId="TableNormal" w:default="1">
+  <w:style w:type="table" w:default="1" w:styleId="TableNormal">
     <w:name w:val="Normal Table"/>
     <w:uiPriority w:val="99"/>
     <w:semiHidden/>
@@ -1742,37 +1426,37 @@
       </w:tblCellMar>
     </w:tblPr>
   </w:style>
-  <w:style w:type="numbering" w:styleId="NoList" w:default="1">
+  <w:style w:type="numbering" w:default="1" w:styleId="NoList">
     <w:name w:val="No List"/>
     <w:uiPriority w:val="99"/>
     <w:semiHidden/>
     <w:unhideWhenUsed/>
   </w:style>
-  <w:style w:type="character" w:styleId="Heading1Char" w:customStyle="1">
+  <w:style w:type="character" w:customStyle="1" w:styleId="Heading1Char">
     <w:name w:val="Heading 1 Char"/>
     <w:basedOn w:val="DefaultParagraphFont"/>
     <w:link w:val="Heading1"/>
     <w:uiPriority w:val="9"/>
     <w:rPr>
-      <w:rFonts w:asciiTheme="majorHAnsi" w:hAnsiTheme="majorHAnsi" w:eastAsiaTheme="majorEastAsia" w:cstheme="majorBidi"/>
+      <w:rFonts w:asciiTheme="majorHAnsi" w:eastAsiaTheme="majorEastAsia" w:hAnsiTheme="majorHAnsi" w:cstheme="majorBidi"/>
       <w:color w:val="0F4761" w:themeColor="accent1" w:themeShade="BF"/>
       <w:sz w:val="40"/>
       <w:szCs w:val="40"/>
     </w:rPr>
   </w:style>
-  <w:style w:type="character" w:styleId="Heading2Char" w:customStyle="1">
+  <w:style w:type="character" w:customStyle="1" w:styleId="Heading2Char">
     <w:name w:val="Heading 2 Char"/>
     <w:basedOn w:val="DefaultParagraphFont"/>
     <w:link w:val="Heading2"/>
     <w:uiPriority w:val="9"/>
     <w:rPr>
-      <w:rFonts w:asciiTheme="majorHAnsi" w:hAnsiTheme="majorHAnsi" w:eastAsiaTheme="majorEastAsia" w:cstheme="majorBidi"/>
+      <w:rFonts w:asciiTheme="majorHAnsi" w:eastAsiaTheme="majorEastAsia" w:hAnsiTheme="majorHAnsi" w:cstheme="majorBidi"/>
       <w:color w:val="0F4761" w:themeColor="accent1" w:themeShade="BF"/>
       <w:sz w:val="32"/>
       <w:szCs w:val="32"/>
     </w:rPr>
   </w:style>
-  <w:style w:type="character" w:styleId="Heading3Char" w:customStyle="1">
+  <w:style w:type="character" w:customStyle="1" w:styleId="Heading3Char">
     <w:name w:val="Heading 3 Char"/>
     <w:basedOn w:val="DefaultParagraphFont"/>
     <w:link w:val="Heading3"/>
@@ -1784,7 +1468,7 @@
       <w:szCs w:val="28"/>
     </w:rPr>
   </w:style>
-  <w:style w:type="character" w:styleId="Heading4Char" w:customStyle="1">
+  <w:style w:type="character" w:customStyle="1" w:styleId="Heading4Char">
     <w:name w:val="Heading 4 Char"/>
     <w:basedOn w:val="DefaultParagraphFont"/>
     <w:link w:val="Heading4"/>
@@ -1796,7 +1480,7 @@
       <w:color w:val="0F4761" w:themeColor="accent1" w:themeShade="BF"/>
     </w:rPr>
   </w:style>
-  <w:style w:type="character" w:styleId="Heading5Char" w:customStyle="1">
+  <w:style w:type="character" w:customStyle="1" w:styleId="Heading5Char">
     <w:name w:val="Heading 5 Char"/>
     <w:basedOn w:val="DefaultParagraphFont"/>
     <w:link w:val="Heading5"/>
@@ -1806,7 +1490,7 @@
       <w:color w:val="0F4761" w:themeColor="accent1" w:themeShade="BF"/>
     </w:rPr>
   </w:style>
-  <w:style w:type="character" w:styleId="Heading6Char" w:customStyle="1">
+  <w:style w:type="character" w:customStyle="1" w:styleId="Heading6Char">
     <w:name w:val="Heading 6 Char"/>
     <w:basedOn w:val="DefaultParagraphFont"/>
     <w:link w:val="Heading6"/>
@@ -1818,7 +1502,7 @@
       <w:color w:val="595959" w:themeColor="text1" w:themeTint="A6"/>
     </w:rPr>
   </w:style>
-  <w:style w:type="character" w:styleId="Heading7Char" w:customStyle="1">
+  <w:style w:type="character" w:customStyle="1" w:styleId="Heading7Char">
     <w:name w:val="Heading 7 Char"/>
     <w:basedOn w:val="DefaultParagraphFont"/>
     <w:link w:val="Heading7"/>
@@ -1828,7 +1512,7 @@
       <w:color w:val="595959" w:themeColor="text1" w:themeTint="A6"/>
     </w:rPr>
   </w:style>
-  <w:style w:type="character" w:styleId="Heading8Char" w:customStyle="1">
+  <w:style w:type="character" w:customStyle="1" w:styleId="Heading8Char">
     <w:name w:val="Heading 8 Char"/>
     <w:basedOn w:val="DefaultParagraphFont"/>
     <w:link w:val="Heading8"/>
@@ -1840,7 +1524,7 @@
       <w:color w:val="272727" w:themeColor="text1" w:themeTint="D8"/>
     </w:rPr>
   </w:style>
-  <w:style w:type="character" w:styleId="Heading9Char" w:customStyle="1">
+  <w:style w:type="character" w:customStyle="1" w:styleId="Heading9Char">
     <w:name w:val="Heading 9 Char"/>
     <w:basedOn w:val="DefaultParagraphFont"/>
     <w:link w:val="Heading9"/>
@@ -1850,13 +1534,13 @@
       <w:color w:val="272727" w:themeColor="text1" w:themeTint="D8"/>
     </w:rPr>
   </w:style>
-  <w:style w:type="character" w:styleId="TitleChar" w:customStyle="1">
+  <w:style w:type="character" w:customStyle="1" w:styleId="TitleChar">
     <w:name w:val="Title Char"/>
     <w:basedOn w:val="DefaultParagraphFont"/>
     <w:link w:val="Title"/>
     <w:uiPriority w:val="10"/>
     <w:rPr>
-      <w:rFonts w:asciiTheme="majorHAnsi" w:hAnsiTheme="majorHAnsi" w:eastAsiaTheme="majorEastAsia" w:cstheme="majorBidi"/>
+      <w:rFonts w:asciiTheme="majorHAnsi" w:eastAsiaTheme="majorEastAsia" w:hAnsiTheme="majorHAnsi" w:cstheme="majorBidi"/>
       <w:spacing w:val="-10"/>
       <w:kern w:val="28"/>
       <w:sz w:val="56"/>
@@ -1875,14 +1559,14 @@
       <w:contextualSpacing/>
     </w:pPr>
     <w:rPr>
-      <w:rFonts w:asciiTheme="majorHAnsi" w:hAnsiTheme="majorHAnsi" w:eastAsiaTheme="majorEastAsia" w:cstheme="majorBidi"/>
+      <w:rFonts w:asciiTheme="majorHAnsi" w:eastAsiaTheme="majorEastAsia" w:hAnsiTheme="majorHAnsi" w:cstheme="majorBidi"/>
       <w:spacing w:val="-10"/>
       <w:kern w:val="28"/>
       <w:sz w:val="56"/>
       <w:szCs w:val="56"/>
     </w:rPr>
   </w:style>
-  <w:style w:type="character" w:styleId="SubtitleChar" w:customStyle="1">
+  <w:style w:type="character" w:customStyle="1" w:styleId="SubtitleChar">
     <w:name w:val="Subtitle Char"/>
     <w:basedOn w:val="DefaultParagraphFont"/>
     <w:link w:val="Subtitle"/>
@@ -1926,7 +1610,7 @@
       <w:color w:val="0F4761" w:themeColor="accent1" w:themeShade="BF"/>
     </w:rPr>
   </w:style>
-  <w:style w:type="character" w:styleId="QuoteChar" w:customStyle="1">
+  <w:style w:type="character" w:customStyle="1" w:styleId="QuoteChar">
     <w:name w:val="Quote Char"/>
     <w:basedOn w:val="DefaultParagraphFont"/>
     <w:link w:val="Quote"/>
@@ -1954,7 +1638,7 @@
       <w:color w:val="404040" w:themeColor="text1" w:themeTint="BF"/>
     </w:rPr>
   </w:style>
-  <w:style w:type="character" w:styleId="IntenseQuoteChar" w:customStyle="1">
+  <w:style w:type="character" w:customStyle="1" w:styleId="IntenseQuoteChar">
     <w:name w:val="Intense Quote Char"/>
     <w:basedOn w:val="DefaultParagraphFont"/>
     <w:link w:val="IntenseQuote"/>
@@ -1974,8 +1658,8 @@
     <w:qFormat/>
     <w:pPr>
       <w:pBdr>
-        <w:top w:val="single" w:color="0F4761" w:themeColor="accent1" w:themeShade="BF" w:sz="4" w:space="10"/>
-        <w:bottom w:val="single" w:color="0F4761" w:themeColor="accent1" w:themeShade="BF" w:sz="4" w:space="10"/>
+        <w:top w:val="single" w:sz="4" w:space="10" w:color="0F4761" w:themeColor="accent1" w:themeShade="BF"/>
+        <w:bottom w:val="single" w:sz="4" w:space="10" w:color="0F4761" w:themeColor="accent1" w:themeShade="BF"/>
       </w:pBdr>
       <w:spacing w:before="360" w:after="360"/>
       <w:ind w:left="864" w:right="864"/>
@@ -2026,7 +1710,7 @@
       <w:spacing w:after="0" w:line="240" w:lineRule="auto"/>
     </w:pPr>
   </w:style>
-  <w:style w:type="character" w:styleId="HeaderChar" w:customStyle="1">
+  <w:style w:type="character" w:customStyle="1" w:styleId="HeaderChar">
     <w:name w:val="Header Char"/>
     <w:basedOn w:val="DefaultParagraphFont"/>
     <w:link w:val="Header"/>
@@ -2048,44 +1732,37 @@
       <w:spacing w:after="0" w:line="240" w:lineRule="auto"/>
     </w:pPr>
   </w:style>
-  <w:style w:type="character" w:styleId="FooterChar" w:customStyle="1">
+  <w:style w:type="character" w:customStyle="1" w:styleId="FooterChar">
     <w:name w:val="Footer Char"/>
     <w:basedOn w:val="DefaultParagraphFont"/>
     <w:link w:val="Footer"/>
     <w:uiPriority w:val="99"/>
     <w:rsid w:val="003578EB"/>
   </w:style>
-  <w:style xmlns:w="http://schemas.openxmlformats.org/wordprocessingml/2006/main" w:type="table" w:styleId="TableGrid">
-    <w:name xmlns:w="http://schemas.openxmlformats.org/wordprocessingml/2006/main" w:val="Table Grid"/>
-    <w:basedOn xmlns:w="http://schemas.openxmlformats.org/wordprocessingml/2006/main" w:val="TableNormal"/>
-    <w:uiPriority xmlns:w="http://schemas.openxmlformats.org/wordprocessingml/2006/main" w:val="59"/>
-    <w:rsid xmlns:w="http://schemas.openxmlformats.org/wordprocessingml/2006/main" w:val="00FB4123"/>
-    <w:pPr xmlns:w="http://schemas.openxmlformats.org/wordprocessingml/2006/main">
+  <w:style w:type="table" w:styleId="TableGrid">
+    <w:name w:val="Table Grid"/>
+    <w:basedOn w:val="TableNormal"/>
+    <w:uiPriority w:val="59"/>
+    <w:rsid w:val="00FB4123"/>
+    <w:pPr>
       <w:spacing w:after="0" w:line="240" w:lineRule="auto"/>
     </w:pPr>
-    <w:tblPr xmlns:w="http://schemas.openxmlformats.org/wordprocessingml/2006/main">
-      <w:tblInd w:w="0" w:type="dxa"/>
+    <w:tblPr>
       <w:tblBorders>
-        <w:top w:val="single" w:color="000000" w:themeColor="text1" w:sz="4" w:space="0"/>
-        <w:left w:val="single" w:color="000000" w:themeColor="text1" w:sz="4" w:space="0"/>
-        <w:bottom w:val="single" w:color="000000" w:themeColor="text1" w:sz="4" w:space="0"/>
-        <w:right w:val="single" w:color="000000" w:themeColor="text1" w:sz="4" w:space="0"/>
-        <w:insideH w:val="single" w:color="000000" w:themeColor="text1" w:sz="4" w:space="0"/>
-        <w:insideV w:val="single" w:color="000000" w:themeColor="text1" w:sz="4" w:space="0"/>
+        <w:top w:val="single" w:sz="4" w:space="0" w:color="000000" w:themeColor="text1"/>
+        <w:left w:val="single" w:sz="4" w:space="0" w:color="000000" w:themeColor="text1"/>
+        <w:bottom w:val="single" w:sz="4" w:space="0" w:color="000000" w:themeColor="text1"/>
+        <w:right w:val="single" w:sz="4" w:space="0" w:color="000000" w:themeColor="text1"/>
+        <w:insideH w:val="single" w:sz="4" w:space="0" w:color="000000" w:themeColor="text1"/>
+        <w:insideV w:val="single" w:sz="4" w:space="0" w:color="000000" w:themeColor="text1"/>
       </w:tblBorders>
-      <w:tblCellMar>
-        <w:top w:w="0" w:type="dxa"/>
-        <w:left w:w="108" w:type="dxa"/>
-        <w:bottom w:w="0" w:type="dxa"/>
-        <w:right w:w="108" w:type="dxa"/>
-      </w:tblCellMar>
     </w:tblPr>
   </w:style>
 </w:styles>
 </file>
 
 <file path=word/theme/theme1.xml><?xml version="1.0" encoding="utf-8"?>
-<a:theme xmlns:a="http://schemas.openxmlformats.org/drawingml/2006/main" xmlns:thm15="http://schemas.microsoft.com/office/thememl/2012/main" name="Office Theme">
+<a:theme xmlns:a="http://schemas.openxmlformats.org/drawingml/2006/main" name="Office Theme">
   <a:themeElements>
     <a:clrScheme name="Office">
       <a:dk1>
